--- a/Received/three/3, hrhg.docx
+++ b/Received/three/3, hrhg.docx
@@ -4,38 +4,974 @@
   <w:body>
     <w:p>
       <w:pPr>
-        <w:jc w:val="center"/>
-        <w:rPr>
-          <w:rFonts w:ascii="Times New Roman" w:hAnsi="Times New Roman" w:cs="Times New Roman"/>
-          <w:b/>
-          <w:bCs/>
-          <w:sz w:val="32"/>
-          <w:szCs w:val="32"/>
-        </w:rPr>
-      </w:pPr>
-      <w:r>
-        <w:rPr>
-          <w:rFonts w:ascii="Times New Roman" w:hAnsi="Times New Roman" w:cs="Times New Roman"/>
-          <w:b/>
-          <w:bCs/>
-          <w:sz w:val="32"/>
-          <w:szCs w:val="32"/>
-        </w:rPr>
-        <w:t>Class 3 – HRHG</w:t>
+        <w:spacing w:after="0" w:line="240" w:lineRule="auto"/>
+        <w:rPr>
+          <w:rFonts w:ascii="Franklin Gothic Demi" w:hAnsi="Franklin Gothic Demi" w:cs="Times New Roman"/>
+          <w:b/>
+          <w:sz w:val="36"/>
+          <w:szCs w:val="36"/>
+        </w:rPr>
+      </w:pPr>
+      <w:bookmarkStart w:id="0" w:name="_Hlk138315100"/>
+      <w:r>
+        <w:rPr>
+          <w:rFonts w:ascii="Preeti" w:hAnsi="Preeti"/>
+          <w:b/>
+          <w:bCs/>
+          <w:noProof/>
+          <w:sz w:val="40"/>
+          <w:szCs w:val="40"/>
+        </w:rPr>
+        <mc:AlternateContent>
+          <mc:Choice Requires="wps">
+            <w:drawing>
+              <wp:anchor distT="45720" distB="45720" distL="114300" distR="114300" simplePos="0" relativeHeight="251661312" behindDoc="0" locked="0" layoutInCell="1" allowOverlap="1" wp14:anchorId="7F2C24C2" wp14:editId="5B8B1CB6">
+                <wp:simplePos x="0" y="0"/>
+                <wp:positionH relativeFrom="column">
+                  <wp:posOffset>5831637</wp:posOffset>
+                </wp:positionH>
+                <wp:positionV relativeFrom="paragraph">
+                  <wp:posOffset>-39993</wp:posOffset>
+                </wp:positionV>
+                <wp:extent cx="897147" cy="1404620"/>
+                <wp:effectExtent l="0" t="0" r="0" b="0"/>
+                <wp:wrapNone/>
+                <wp:docPr id="1" name="Text Box 2"/>
+                <wp:cNvGraphicFramePr>
+                  <a:graphicFrameLocks xmlns:a="http://schemas.openxmlformats.org/drawingml/2006/main"/>
+                </wp:cNvGraphicFramePr>
+                <a:graphic xmlns:a="http://schemas.openxmlformats.org/drawingml/2006/main">
+                  <a:graphicData uri="http://schemas.microsoft.com/office/word/2010/wordprocessingShape">
+                    <wps:wsp>
+                      <wps:cNvSpPr txBox="1">
+                        <a:spLocks noChangeArrowheads="1"/>
+                      </wps:cNvSpPr>
+                      <wps:spPr bwMode="auto">
+                        <a:xfrm>
+                          <a:off x="0" y="0"/>
+                          <a:ext cx="897147" cy="1404620"/>
+                        </a:xfrm>
+                        <a:prstGeom prst="rect">
+                          <a:avLst/>
+                        </a:prstGeom>
+                        <a:noFill/>
+                        <a:ln w="9525">
+                          <a:noFill/>
+                          <a:miter lim="800000"/>
+                          <a:headEnd/>
+                          <a:tailEnd/>
+                        </a:ln>
+                      </wps:spPr>
+                      <wps:txbx>
+                        <w:txbxContent>
+                          <w:p>
+                            <w:r>
+                              <w:rPr>
+                                <w:rFonts w:ascii="Times New Roman" w:hAnsi="Times New Roman" w:cs="Times New Roman"/>
+                                <w:b/>
+                                <w:bCs/>
+                                <w:sz w:val="32"/>
+                                <w:szCs w:val="32"/>
+                              </w:rPr>
+                              <w:t>D-</w:t>
+                            </w:r>
+                            <w:r>
+                              <w:rPr>
+                                <w:rFonts w:ascii="Times New Roman" w:hAnsi="Times New Roman" w:cs="Times New Roman"/>
+                                <w:b/>
+                                <w:bCs/>
+                                <w:sz w:val="32"/>
+                                <w:szCs w:val="32"/>
+                              </w:rPr>
+                              <w:t>20</w:t>
+                            </w:r>
+                          </w:p>
+                        </w:txbxContent>
+                      </wps:txbx>
+                      <wps:bodyPr rot="0" vert="horz" wrap="square" lIns="91440" tIns="45720" rIns="91440" bIns="45720" anchor="t" anchorCtr="0">
+                        <a:spAutoFit/>
+                      </wps:bodyPr>
+                    </wps:wsp>
+                  </a:graphicData>
+                </a:graphic>
+                <wp14:sizeRelH relativeFrom="margin">
+                  <wp14:pctWidth>0</wp14:pctWidth>
+                </wp14:sizeRelH>
+                <wp14:sizeRelV relativeFrom="margin">
+                  <wp14:pctHeight>20000</wp14:pctHeight>
+                </wp14:sizeRelV>
+              </wp:anchor>
+            </w:drawing>
+          </mc:Choice>
+          <mc:Fallback>
+            <w:pict>
+              <v:shapetype w14:anchorId="7F2C24C2" id="_x0000_t202" coordsize="21600,21600" o:spt="202" path="m,l,21600r21600,l21600,xe">
+                <v:stroke joinstyle="miter"/>
+                <v:path gradientshapeok="t" o:connecttype="rect"/>
+              </v:shapetype>
+              <v:shape id="Text Box 2" o:spid="_x0000_s1026" type="#_x0000_t202" style="position:absolute;margin-left:459.2pt;margin-top:-3.15pt;width:70.65pt;height:110.6pt;z-index:251661312;visibility:visible;mso-wrap-style:square;mso-width-percent:0;mso-height-percent:200;mso-wrap-distance-left:9pt;mso-wrap-distance-top:3.6pt;mso-wrap-distance-right:9pt;mso-wrap-distance-bottom:3.6pt;mso-position-horizontal:absolute;mso-position-horizontal-relative:text;mso-position-vertical:absolute;mso-position-vertical-relative:text;mso-width-percent:0;mso-height-percent:200;mso-width-relative:margin;mso-height-relative:margin;v-text-anchor:top" o:gfxdata="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" filled="f" stroked="f">
+                <v:textbox style="mso-fit-shape-to-text:t">
+                  <w:txbxContent>
+                    <w:p>
+                      <w:r>
+                        <w:rPr>
+                          <w:rFonts w:ascii="Times New Roman" w:hAnsi="Times New Roman" w:cs="Times New Roman"/>
+                          <w:b/>
+                          <w:bCs/>
+                          <w:sz w:val="32"/>
+                          <w:szCs w:val="32"/>
+                        </w:rPr>
+                        <w:t>D-</w:t>
+                      </w:r>
+                      <w:r>
+                        <w:rPr>
+                          <w:rFonts w:ascii="Times New Roman" w:hAnsi="Times New Roman" w:cs="Times New Roman"/>
+                          <w:b/>
+                          <w:bCs/>
+                          <w:sz w:val="32"/>
+                          <w:szCs w:val="32"/>
+                        </w:rPr>
+                        <w:t>20</w:t>
+                      </w:r>
+                    </w:p>
+                  </w:txbxContent>
+                </v:textbox>
+              </v:shape>
+            </w:pict>
+          </mc:Fallback>
+        </mc:AlternateContent>
+      </w:r>
+      <w:r>
+        <w:rPr>
+          <w:rFonts w:ascii="Times New Roman" w:hAnsi="Times New Roman" w:cs="Times New Roman"/>
+          <w:noProof/>
+          <w:szCs w:val="22"/>
+        </w:rPr>
+        <mc:AlternateContent>
+          <mc:Choice Requires="wps">
+            <w:drawing>
+              <wp:anchor distT="0" distB="0" distL="114300" distR="114300" simplePos="0" relativeHeight="251659264" behindDoc="0" locked="0" layoutInCell="1" allowOverlap="1" wp14:anchorId="02D9643D" wp14:editId="68E71DC6">
+                <wp:simplePos x="0" y="0"/>
+                <wp:positionH relativeFrom="margin">
+                  <wp:posOffset>0</wp:posOffset>
+                </wp:positionH>
+                <wp:positionV relativeFrom="paragraph">
+                  <wp:posOffset>8087</wp:posOffset>
+                </wp:positionV>
+                <wp:extent cx="479425" cy="584799"/>
+                <wp:effectExtent l="0" t="0" r="0" b="6350"/>
+                <wp:wrapNone/>
+                <wp:docPr id="25" name="Rectangle 1"/>
+                <wp:cNvGraphicFramePr>
+                  <a:graphicFrameLocks xmlns:a="http://schemas.openxmlformats.org/drawingml/2006/main"/>
+                </wp:cNvGraphicFramePr>
+                <a:graphic xmlns:a="http://schemas.openxmlformats.org/drawingml/2006/main">
+                  <a:graphicData uri="http://schemas.microsoft.com/office/word/2010/wordprocessingShape">
+                    <wps:wsp>
+                      <wps:cNvSpPr>
+                        <a:spLocks noChangeArrowheads="1"/>
+                      </wps:cNvSpPr>
+                      <wps:spPr bwMode="auto">
+                        <a:xfrm>
+                          <a:off x="0" y="0"/>
+                          <a:ext cx="479425" cy="584799"/>
+                        </a:xfrm>
+                        <a:prstGeom prst="rect">
+                          <a:avLst/>
+                        </a:prstGeom>
+                        <a:blipFill dpi="0" rotWithShape="1">
+                          <a:blip r:embed="rId6"/>
+                          <a:srcRect/>
+                          <a:stretch>
+                            <a:fillRect/>
+                          </a:stretch>
+                        </a:blipFill>
+                        <a:ln>
+                          <a:noFill/>
+                        </a:ln>
+                        <a:extLst>
+                          <a:ext uri="{91240B29-F687-4F45-9708-019B960494DF}">
+                            <a14:hiddenLine xmlns:a14="http://schemas.microsoft.com/office/drawing/2010/main" w="25400">
+                              <a:solidFill>
+                                <a:srgbClr val="000000"/>
+                              </a:solidFill>
+                              <a:miter lim="800000"/>
+                              <a:headEnd/>
+                              <a:tailEnd/>
+                            </a14:hiddenLine>
+                          </a:ext>
+                        </a:extLst>
+                      </wps:spPr>
+                      <wps:bodyPr rot="0" vert="horz" wrap="square" lIns="91440" tIns="45720" rIns="91440" bIns="45720" anchor="ctr" anchorCtr="0" upright="1">
+                        <a:noAutofit/>
+                      </wps:bodyPr>
+                    </wps:wsp>
+                  </a:graphicData>
+                </a:graphic>
+                <wp14:sizeRelH relativeFrom="margin">
+                  <wp14:pctWidth>0</wp14:pctWidth>
+                </wp14:sizeRelH>
+                <wp14:sizeRelV relativeFrom="margin">
+                  <wp14:pctHeight>0</wp14:pctHeight>
+                </wp14:sizeRelV>
+              </wp:anchor>
+            </w:drawing>
+          </mc:Choice>
+          <mc:Fallback>
+            <w:pict>
+              <v:rect w14:anchorId="106A882B" id="Rectangle 1" o:spid="_x0000_s1026" style="position:absolute;margin-left:0;margin-top:.65pt;width:37.75pt;height:46.05pt;z-index:251659264;visibility:visible;mso-wrap-style:square;mso-width-percent:0;mso-height-percent:0;mso-wrap-distance-left:9pt;mso-wrap-distance-top:0;mso-wrap-distance-right:9pt;mso-wrap-distance-bottom:0;mso-position-horizontal:absolute;mso-position-horizontal-relative:margin;mso-position-vertical:absolute;mso-position-vertical-relative:text;mso-width-percent:0;mso-height-percent:0;mso-width-relative:margin;mso-height-relative:margin;v-text-anchor:middle" o:gfxdata="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" stroked="f" strokeweight="2pt">
+                <v:fill r:id="rId7" o:title="" recolor="t" rotate="t" type="frame"/>
+                <w10:wrap anchorx="margin"/>
+              </v:rect>
+            </w:pict>
+          </mc:Fallback>
+        </mc:AlternateContent>
+      </w:r>
+      <w:r>
+        <w:rPr>
+          <w:rFonts w:ascii="Times New Roman" w:hAnsi="Times New Roman" w:cs="Times New Roman"/>
+          <w:b/>
+          <w:sz w:val="36"/>
+          <w:szCs w:val="36"/>
+        </w:rPr>
+        <w:t xml:space="preserve">                            </w:t>
+      </w:r>
+      <w:r>
+        <w:rPr>
+          <w:rFonts w:ascii="Times New Roman" w:hAnsi="Times New Roman" w:cs="Times New Roman"/>
+          <w:b/>
+          <w:sz w:val="36"/>
+          <w:szCs w:val="36"/>
+        </w:rPr>
+        <w:tab/>
+      </w:r>
+      <w:r>
+        <w:rPr>
+          <w:rFonts w:ascii="Franklin Gothic Demi" w:hAnsi="Franklin Gothic Demi" w:cs="Times New Roman"/>
+          <w:b/>
+          <w:sz w:val="36"/>
+          <w:szCs w:val="36"/>
+        </w:rPr>
+        <w:t>Green Society Public School</w:t>
       </w:r>
     </w:p>
     <w:p>
       <w:pPr>
+        <w:spacing w:after="0" w:line="240" w:lineRule="auto"/>
         <w:jc w:val="center"/>
         <w:rPr>
           <w:rFonts w:ascii="Times New Roman" w:hAnsi="Times New Roman" w:cs="Times New Roman"/>
           <w:b/>
-          <w:bCs/>
-          <w:sz w:val="32"/>
-          <w:szCs w:val="32"/>
-        </w:rPr>
-      </w:pPr>
+          <w:sz w:val="28"/>
+          <w:szCs w:val="28"/>
+        </w:rPr>
+      </w:pPr>
+      <w:r>
+        <w:rPr>
+          <w:rFonts w:ascii="Times New Roman" w:hAnsi="Times New Roman" w:cs="Times New Roman"/>
+          <w:b/>
+        </w:rPr>
+        <w:t xml:space="preserve">Ratnanagar-7, </w:t>
+      </w:r>
+      <w:proofErr w:type="spellStart"/>
+      <w:r>
+        <w:rPr>
+          <w:rFonts w:ascii="Times New Roman" w:hAnsi="Times New Roman" w:cs="Times New Roman"/>
+          <w:b/>
+        </w:rPr>
+        <w:t>Sauraha</w:t>
+      </w:r>
+      <w:proofErr w:type="spellEnd"/>
+      <w:r>
+        <w:rPr>
+          <w:rFonts w:ascii="Times New Roman" w:hAnsi="Times New Roman" w:cs="Times New Roman"/>
+          <w:b/>
+        </w:rPr>
+        <w:t>, Chitwan</w:t>
+      </w:r>
     </w:p>
+    <w:p>
+      <w:pPr>
+        <w:spacing w:after="0" w:line="240" w:lineRule="auto"/>
+        <w:ind w:hanging="450"/>
+        <w:rPr>
+          <w:rFonts w:ascii="Times New Roman" w:hAnsi="Times New Roman" w:cs="Times New Roman"/>
+          <w:b/>
+          <w:sz w:val="28"/>
+          <w:szCs w:val="28"/>
+        </w:rPr>
+      </w:pPr>
+      <w:r>
+        <w:rPr>
+          <w:rFonts w:ascii="Times New Roman" w:hAnsi="Times New Roman" w:cs="Times New Roman"/>
+          <w:b/>
+          <w:sz w:val="28"/>
+          <w:szCs w:val="28"/>
+        </w:rPr>
+        <w:t xml:space="preserve">       </w:t>
+      </w:r>
+      <w:r>
+        <w:rPr>
+          <w:rFonts w:ascii="Times New Roman" w:hAnsi="Times New Roman" w:cs="Times New Roman"/>
+          <w:b/>
+          <w:sz w:val="28"/>
+          <w:szCs w:val="28"/>
+        </w:rPr>
+        <w:tab/>
+      </w:r>
+      <w:r>
+        <w:rPr>
+          <w:rFonts w:ascii="Times New Roman" w:hAnsi="Times New Roman" w:cs="Times New Roman"/>
+          <w:b/>
+          <w:sz w:val="28"/>
+          <w:szCs w:val="28"/>
+        </w:rPr>
+        <w:tab/>
+      </w:r>
+      <w:r>
+        <w:rPr>
+          <w:rFonts w:ascii="Times New Roman" w:hAnsi="Times New Roman" w:cs="Times New Roman"/>
+          <w:b/>
+          <w:sz w:val="28"/>
+          <w:szCs w:val="28"/>
+        </w:rPr>
+        <w:tab/>
+        <w:t xml:space="preserve"> </w:t>
+      </w:r>
+      <w:r>
+        <w:rPr>
+          <w:rFonts w:ascii="Times New Roman" w:hAnsi="Times New Roman" w:cs="Times New Roman"/>
+          <w:b/>
+          <w:sz w:val="28"/>
+          <w:szCs w:val="28"/>
+        </w:rPr>
+        <w:tab/>
+      </w:r>
+      <w:r>
+        <w:rPr>
+          <w:rFonts w:ascii="Times New Roman" w:hAnsi="Times New Roman" w:cs="Times New Roman"/>
+          <w:b/>
+          <w:sz w:val="28"/>
+          <w:szCs w:val="28"/>
+        </w:rPr>
+        <w:t xml:space="preserve">    </w:t>
+      </w:r>
+      <w:r>
+        <w:rPr>
+          <w:rFonts w:ascii="Times New Roman" w:hAnsi="Times New Roman" w:cs="Times New Roman"/>
+          <w:b/>
+          <w:sz w:val="28"/>
+          <w:szCs w:val="28"/>
+          <w:u w:val="single"/>
+        </w:rPr>
+        <w:t>Third Terminal</w:t>
+      </w:r>
+      <w:r>
+        <w:rPr>
+          <w:rFonts w:ascii="Times New Roman" w:hAnsi="Times New Roman" w:cs="Times New Roman"/>
+          <w:b/>
+          <w:sz w:val="28"/>
+          <w:szCs w:val="28"/>
+          <w:u w:val="single"/>
+        </w:rPr>
+        <w:t xml:space="preserve"> Examination-20</w:t>
+      </w:r>
+      <w:r>
+        <w:rPr>
+          <w:rFonts w:ascii="Times New Roman" w:hAnsi="Times New Roman" w:cs="Times New Roman"/>
+          <w:b/>
+          <w:sz w:val="28"/>
+          <w:szCs w:val="28"/>
+          <w:u w:val="single"/>
+        </w:rPr>
+        <w:t>82</w:t>
+      </w:r>
+      <w:r>
+        <w:rPr>
+          <w:rFonts w:ascii="Times New Roman" w:hAnsi="Times New Roman" w:cs="Times New Roman"/>
+          <w:b/>
+          <w:sz w:val="28"/>
+          <w:szCs w:val="28"/>
+        </w:rPr>
+        <w:tab/>
+      </w:r>
+      <w:r>
+        <w:rPr>
+          <w:rFonts w:ascii="Times New Roman" w:hAnsi="Times New Roman" w:cs="Times New Roman"/>
+          <w:b/>
+          <w:sz w:val="28"/>
+          <w:szCs w:val="28"/>
+        </w:rPr>
+        <w:tab/>
+      </w:r>
+      <w:r>
+        <w:rPr>
+          <w:rFonts w:ascii="Times New Roman" w:hAnsi="Times New Roman" w:cs="Times New Roman"/>
+          <w:b/>
+          <w:sz w:val="28"/>
+          <w:szCs w:val="28"/>
+        </w:rPr>
+        <w:tab/>
+      </w:r>
+      <w:r>
+        <w:rPr>
+          <w:rFonts w:ascii="Times New Roman" w:hAnsi="Times New Roman" w:cs="Times New Roman"/>
+          <w:b/>
+          <w:sz w:val="28"/>
+          <w:szCs w:val="28"/>
+        </w:rPr>
+        <w:t xml:space="preserve"> </w:t>
+      </w:r>
+    </w:p>
+    <w:p>
+      <w:pPr>
+        <w:pBdr>
+          <w:bottom w:val="double" w:sz="6" w:space="0" w:color="auto"/>
+        </w:pBdr>
+        <w:spacing w:after="0" w:line="240" w:lineRule="auto"/>
+        <w:rPr>
+          <w:rFonts w:ascii="Times New Roman" w:hAnsi="Times New Roman" w:cs="Times New Roman"/>
+          <w:b/>
+          <w:sz w:val="28"/>
+          <w:szCs w:val="28"/>
+        </w:rPr>
+      </w:pPr>
+      <w:r>
+        <w:rPr>
+          <w:rFonts w:ascii="Times New Roman" w:hAnsi="Times New Roman" w:cs="Times New Roman"/>
+          <w:b/>
+          <w:sz w:val="28"/>
+          <w:szCs w:val="28"/>
+        </w:rPr>
+        <w:t>Class:</w:t>
+      </w:r>
+      <w:r>
+        <w:rPr>
+          <w:rFonts w:ascii="Times New Roman" w:hAnsi="Times New Roman" w:cs="Times New Roman"/>
+          <w:b/>
+          <w:sz w:val="28"/>
+          <w:szCs w:val="28"/>
+        </w:rPr>
+        <w:t xml:space="preserve"> </w:t>
+      </w:r>
+      <w:r>
+        <w:rPr>
+          <w:rFonts w:ascii="Times New Roman" w:hAnsi="Times New Roman" w:cs="Times New Roman"/>
+          <w:b/>
+          <w:sz w:val="28"/>
+          <w:szCs w:val="28"/>
+        </w:rPr>
+        <w:t>Three</w:t>
+      </w:r>
+      <w:r>
+        <w:rPr>
+          <w:rFonts w:ascii="Times New Roman" w:hAnsi="Times New Roman" w:cs="Times New Roman"/>
+          <w:b/>
+          <w:sz w:val="28"/>
+          <w:szCs w:val="28"/>
+        </w:rPr>
+        <w:tab/>
+        <w:t xml:space="preserve">       </w:t>
+      </w:r>
+      <w:r>
+        <w:rPr>
+          <w:rFonts w:ascii="Times New Roman" w:hAnsi="Times New Roman" w:cs="Times New Roman"/>
+          <w:b/>
+          <w:sz w:val="28"/>
+          <w:szCs w:val="28"/>
+        </w:rPr>
+        <w:t xml:space="preserve">    </w:t>
+      </w:r>
+      <w:r>
+        <w:rPr>
+          <w:rFonts w:ascii="Times New Roman" w:hAnsi="Times New Roman" w:cs="Times New Roman"/>
+          <w:b/>
+          <w:sz w:val="28"/>
+          <w:szCs w:val="28"/>
+        </w:rPr>
+        <w:tab/>
+      </w:r>
+      <w:r>
+        <w:rPr>
+          <w:rFonts w:ascii="Times New Roman" w:hAnsi="Times New Roman" w:cs="Times New Roman"/>
+          <w:b/>
+          <w:sz w:val="28"/>
+          <w:szCs w:val="28"/>
+        </w:rPr>
+        <w:tab/>
+      </w:r>
+      <w:r>
+        <w:rPr>
+          <w:rFonts w:ascii="Times New Roman" w:hAnsi="Times New Roman" w:cs="Times New Roman"/>
+          <w:b/>
+        </w:rPr>
+        <w:t>Time: -</w:t>
+      </w:r>
+      <w:r>
+        <w:rPr>
+          <w:rFonts w:ascii="Times New Roman" w:hAnsi="Times New Roman" w:cs="Times New Roman"/>
+          <w:b/>
+        </w:rPr>
+        <w:t xml:space="preserve"> 1 hr.</w:t>
+      </w:r>
+      <w:r>
+        <w:rPr>
+          <w:rFonts w:ascii="Times New Roman" w:hAnsi="Times New Roman" w:cs="Times New Roman"/>
+          <w:b/>
+        </w:rPr>
+        <w:tab/>
+      </w:r>
+      <w:r>
+        <w:rPr>
+          <w:rFonts w:ascii="Times New Roman" w:hAnsi="Times New Roman" w:cs="Times New Roman"/>
+          <w:b/>
+        </w:rPr>
+        <w:tab/>
+      </w:r>
+      <w:r>
+        <w:rPr>
+          <w:rFonts w:ascii="Times New Roman" w:hAnsi="Times New Roman" w:cs="Times New Roman"/>
+          <w:b/>
+        </w:rPr>
+        <w:tab/>
+      </w:r>
+      <w:r>
+        <w:rPr>
+          <w:rFonts w:ascii="Times New Roman" w:hAnsi="Times New Roman" w:cs="Times New Roman"/>
+          <w:b/>
+        </w:rPr>
+        <w:tab/>
+      </w:r>
+      <w:r>
+        <w:rPr>
+          <w:rFonts w:ascii="Times New Roman" w:hAnsi="Times New Roman" w:cs="Times New Roman"/>
+          <w:b/>
+          <w:sz w:val="28"/>
+          <w:szCs w:val="28"/>
+        </w:rPr>
+        <w:t>F.M.:</w:t>
+      </w:r>
+      <w:r>
+        <w:rPr>
+          <w:rFonts w:ascii="Times New Roman" w:hAnsi="Times New Roman" w:cs="Times New Roman"/>
+          <w:b/>
+          <w:sz w:val="28"/>
+          <w:szCs w:val="28"/>
+        </w:rPr>
+        <w:t xml:space="preserve"> 25</w:t>
+      </w:r>
+    </w:p>
+    <w:p>
+      <w:pPr>
+        <w:pBdr>
+          <w:bottom w:val="double" w:sz="6" w:space="0" w:color="auto"/>
+        </w:pBdr>
+        <w:spacing w:after="0" w:line="240" w:lineRule="auto"/>
+        <w:rPr>
+          <w:rFonts w:ascii="Times New Roman" w:hAnsi="Times New Roman" w:cs="Times New Roman"/>
+          <w:b/>
+          <w:sz w:val="28"/>
+          <w:szCs w:val="28"/>
+        </w:rPr>
+      </w:pPr>
+      <w:r>
+        <w:rPr>
+          <w:rFonts w:ascii="Times New Roman" w:hAnsi="Times New Roman" w:cs="Times New Roman"/>
+          <w:b/>
+          <w:sz w:val="28"/>
+          <w:szCs w:val="28"/>
+        </w:rPr>
+        <w:t>Sub:</w:t>
+      </w:r>
+      <w:r>
+        <w:rPr>
+          <w:rFonts w:ascii="Times New Roman" w:hAnsi="Times New Roman" w:cs="Times New Roman"/>
+          <w:b/>
+          <w:sz w:val="28"/>
+          <w:szCs w:val="28"/>
+        </w:rPr>
+        <w:t xml:space="preserve"> HRHG</w:t>
+      </w:r>
+    </w:p>
+    <w:tbl>
+      <w:tblPr>
+        <w:tblStyle w:val="TableGrid"/>
+        <w:tblW w:w="10492" w:type="dxa"/>
+        <w:tblInd w:w="108" w:type="dxa"/>
+        <w:tblLook w:val="04A0" w:firstRow="1" w:lastRow="0" w:firstColumn="1" w:lastColumn="0" w:noHBand="0" w:noVBand="1"/>
+      </w:tblPr>
+      <w:tblGrid>
+        <w:gridCol w:w="10492"/>
+      </w:tblGrid>
+      <w:tr>
+        <w:trPr>
+          <w:trHeight w:val="606"/>
+        </w:trPr>
+        <w:tc>
+          <w:tcPr>
+            <w:tcW w:w="10492" w:type="dxa"/>
+          </w:tcPr>
+          <w:p>
+            <w:pPr>
+              <w:spacing w:before="120"/>
+              <w:ind w:right="-653"/>
+              <w:rPr>
+                <w:rFonts w:ascii="Times New Roman" w:hAnsi="Times New Roman" w:cs="Times New Roman"/>
+                <w:b/>
+                <w:sz w:val="28"/>
+                <w:szCs w:val="28"/>
+              </w:rPr>
+            </w:pPr>
+            <w:r>
+              <w:rPr>
+                <w:rFonts w:ascii="Times New Roman" w:hAnsi="Times New Roman" w:cs="Times New Roman"/>
+                <w:b/>
+                <w:sz w:val="28"/>
+                <w:szCs w:val="28"/>
+              </w:rPr>
+              <w:t>N</w:t>
+            </w:r>
+            <w:r>
+              <w:rPr>
+                <w:rFonts w:ascii="Times New Roman" w:hAnsi="Times New Roman" w:cs="Times New Roman"/>
+                <w:b/>
+                <w:sz w:val="28"/>
+                <w:szCs w:val="28"/>
+              </w:rPr>
+              <w:t>ame</w:t>
+            </w:r>
+            <w:r>
+              <w:rPr>
+                <w:rFonts w:ascii="Times New Roman" w:hAnsi="Times New Roman" w:cs="Times New Roman"/>
+                <w:b/>
+                <w:sz w:val="28"/>
+                <w:szCs w:val="28"/>
+              </w:rPr>
+              <w:t xml:space="preserve">:                                                        </w:t>
+            </w:r>
+            <w:r>
+              <w:rPr>
+                <w:rFonts w:ascii="Times New Roman" w:hAnsi="Times New Roman" w:cs="Times New Roman"/>
+                <w:b/>
+                <w:sz w:val="28"/>
+                <w:szCs w:val="28"/>
+              </w:rPr>
+              <w:t xml:space="preserve">                  </w:t>
+            </w:r>
+            <w:r>
+              <w:rPr>
+                <w:rFonts w:ascii="Times New Roman" w:hAnsi="Times New Roman" w:cs="Times New Roman"/>
+                <w:b/>
+                <w:sz w:val="28"/>
+                <w:szCs w:val="28"/>
+              </w:rPr>
+              <w:t xml:space="preserve">  Roll No.:           Sec.:                                    </w:t>
+            </w:r>
+          </w:p>
+        </w:tc>
+      </w:tr>
+      <w:tr>
+        <w:trPr>
+          <w:trHeight w:val="1070"/>
+        </w:trPr>
+        <w:tc>
+          <w:tcPr>
+            <w:tcW w:w="10492" w:type="dxa"/>
+          </w:tcPr>
+          <w:p>
+            <w:pPr>
+              <w:ind w:left="180" w:firstLine="360"/>
+              <w:rPr>
+                <w:rFonts w:ascii="Times New Roman" w:hAnsi="Times New Roman" w:cs="Times New Roman"/>
+                <w:b/>
+                <w:sz w:val="28"/>
+                <w:szCs w:val="28"/>
+              </w:rPr>
+            </w:pPr>
+            <w:r>
+              <w:rPr>
+                <w:rFonts w:ascii="Times New Roman" w:hAnsi="Times New Roman" w:cs="Times New Roman"/>
+                <w:noProof/>
+                <w:szCs w:val="22"/>
+              </w:rPr>
+              <mc:AlternateContent>
+                <mc:Choice Requires="wps">
+                  <w:drawing>
+                    <wp:anchor distT="0" distB="0" distL="114300" distR="114300" simplePos="0" relativeHeight="251660288" behindDoc="0" locked="0" layoutInCell="1" allowOverlap="1" wp14:anchorId="056E15D1" wp14:editId="6B47B815">
+                      <wp:simplePos x="0" y="0"/>
+                      <wp:positionH relativeFrom="column">
+                        <wp:posOffset>5427345</wp:posOffset>
+                      </wp:positionH>
+                      <wp:positionV relativeFrom="paragraph">
+                        <wp:posOffset>103505</wp:posOffset>
+                      </wp:positionV>
+                      <wp:extent cx="1095375" cy="436245"/>
+                      <wp:effectExtent l="19050" t="19050" r="28575" b="20955"/>
+                      <wp:wrapNone/>
+                      <wp:docPr id="8" name="Rectangle 2"/>
+                      <wp:cNvGraphicFramePr>
+                        <a:graphicFrameLocks xmlns:a="http://schemas.openxmlformats.org/drawingml/2006/main"/>
+                      </wp:cNvGraphicFramePr>
+                      <a:graphic xmlns:a="http://schemas.openxmlformats.org/drawingml/2006/main">
+                        <a:graphicData uri="http://schemas.microsoft.com/office/word/2010/wordprocessingShape">
+                          <wps:wsp>
+                            <wps:cNvSpPr>
+                              <a:spLocks/>
+                            </wps:cNvSpPr>
+                            <wps:spPr>
+                              <a:xfrm>
+                                <a:off x="0" y="0"/>
+                                <a:ext cx="1095375" cy="436245"/>
+                              </a:xfrm>
+                              <a:prstGeom prst="rect">
+                                <a:avLst/>
+                              </a:prstGeom>
+                              <a:ln w="28575">
+                                <a:solidFill>
+                                  <a:schemeClr val="tx1"/>
+                                </a:solidFill>
+                              </a:ln>
+                            </wps:spPr>
+                            <wps:style>
+                              <a:lnRef idx="2">
+                                <a:schemeClr val="accent6"/>
+                              </a:lnRef>
+                              <a:fillRef idx="1">
+                                <a:schemeClr val="lt1"/>
+                              </a:fillRef>
+                              <a:effectRef idx="0">
+                                <a:schemeClr val="accent6"/>
+                              </a:effectRef>
+                              <a:fontRef idx="minor">
+                                <a:schemeClr val="dk1"/>
+                              </a:fontRef>
+                            </wps:style>
+                            <wps:bodyPr rot="0" spcFirstLastPara="0" vertOverflow="overflow" horzOverflow="overflow" vert="horz" wrap="square" lIns="91440" tIns="45720" rIns="91440" bIns="45720" numCol="1" spcCol="0" rtlCol="0" fromWordArt="0" anchor="ctr" anchorCtr="0" forceAA="0" compatLnSpc="1">
+                              <a:prstTxWarp prst="textNoShape">
+                                <a:avLst/>
+                              </a:prstTxWarp>
+                              <a:noAutofit/>
+                            </wps:bodyPr>
+                          </wps:wsp>
+                        </a:graphicData>
+                      </a:graphic>
+                      <wp14:sizeRelH relativeFrom="page">
+                        <wp14:pctWidth>0</wp14:pctWidth>
+                      </wp14:sizeRelH>
+                      <wp14:sizeRelV relativeFrom="margin">
+                        <wp14:pctHeight>0</wp14:pctHeight>
+                      </wp14:sizeRelV>
+                    </wp:anchor>
+                  </w:drawing>
+                </mc:Choice>
+                <mc:Fallback>
+                  <w:pict>
+                    <v:rect w14:anchorId="7DB049EE" id="Rectangle 2" o:spid="_x0000_s1026" style="position:absolute;margin-left:427.35pt;margin-top:8.15pt;width:86.25pt;height:34.35pt;z-index:251660288;visibility:visible;mso-wrap-style:square;mso-width-percent:0;mso-height-percent:0;mso-wrap-distance-left:9pt;mso-wrap-distance-top:0;mso-wrap-distance-right:9pt;mso-wrap-distance-bottom:0;mso-position-horizontal:absolute;mso-position-horizontal-relative:text;mso-position-vertical:absolute;mso-position-vertical-relative:text;mso-width-percent:0;mso-height-percent:0;mso-width-relative:page;mso-height-relative:margin;v-text-anchor:middle" o:gfxdata="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" fillcolor="white [3201]" strokecolor="black [3213]" strokeweight="2.25pt">
+                      <v:path arrowok="t"/>
+                    </v:rect>
+                  </w:pict>
+                </mc:Fallback>
+              </mc:AlternateContent>
+            </w:r>
+            <w:r>
+              <w:rPr>
+                <w:rFonts w:ascii="Times New Roman" w:hAnsi="Times New Roman" w:cs="Times New Roman"/>
+                <w:b/>
+                <w:sz w:val="28"/>
+                <w:szCs w:val="28"/>
+              </w:rPr>
+              <w:t xml:space="preserve"> </w:t>
+            </w:r>
+          </w:p>
+          <w:p>
+            <w:pPr>
+              <w:ind w:left="180" w:firstLine="360"/>
+              <w:rPr>
+                <w:rFonts w:ascii="Times New Roman" w:hAnsi="Times New Roman" w:cs="Times New Roman"/>
+                <w:b/>
+                <w:sz w:val="28"/>
+                <w:szCs w:val="28"/>
+              </w:rPr>
+            </w:pPr>
+            <w:r>
+              <w:rPr>
+                <w:rFonts w:ascii="Times New Roman" w:hAnsi="Times New Roman" w:cs="Times New Roman"/>
+                <w:b/>
+                <w:sz w:val="28"/>
+                <w:szCs w:val="28"/>
+              </w:rPr>
+              <w:softHyphen/>
+            </w:r>
+            <w:r>
+              <w:rPr>
+                <w:rFonts w:ascii="Times New Roman" w:hAnsi="Times New Roman" w:cs="Times New Roman"/>
+                <w:b/>
+                <w:sz w:val="28"/>
+                <w:szCs w:val="28"/>
+              </w:rPr>
+              <w:softHyphen/>
+            </w:r>
+            <w:r>
+              <w:rPr>
+                <w:rFonts w:ascii="Times New Roman" w:hAnsi="Times New Roman" w:cs="Times New Roman"/>
+                <w:b/>
+                <w:sz w:val="28"/>
+                <w:szCs w:val="28"/>
+              </w:rPr>
+              <w:softHyphen/>
+            </w:r>
+            <w:r>
+              <w:rPr>
+                <w:rFonts w:ascii="Times New Roman" w:hAnsi="Times New Roman" w:cs="Times New Roman"/>
+                <w:b/>
+                <w:sz w:val="28"/>
+                <w:szCs w:val="28"/>
+              </w:rPr>
+              <w:softHyphen/>
+            </w:r>
+            <w:r>
+              <w:rPr>
+                <w:rFonts w:ascii="Times New Roman" w:hAnsi="Times New Roman" w:cs="Times New Roman"/>
+                <w:b/>
+                <w:sz w:val="28"/>
+                <w:szCs w:val="28"/>
+              </w:rPr>
+              <w:softHyphen/>
+            </w:r>
+            <w:r>
+              <w:rPr>
+                <w:rFonts w:ascii="Times New Roman" w:hAnsi="Times New Roman" w:cs="Times New Roman"/>
+                <w:b/>
+                <w:sz w:val="28"/>
+                <w:szCs w:val="28"/>
+              </w:rPr>
+              <w:softHyphen/>
+            </w:r>
+            <w:r>
+              <w:rPr>
+                <w:rFonts w:ascii="Times New Roman" w:hAnsi="Times New Roman" w:cs="Times New Roman"/>
+                <w:b/>
+                <w:sz w:val="28"/>
+                <w:szCs w:val="28"/>
+              </w:rPr>
+              <w:softHyphen/>
+            </w:r>
+            <w:r>
+              <w:rPr>
+                <w:rFonts w:ascii="Times New Roman" w:hAnsi="Times New Roman" w:cs="Times New Roman"/>
+                <w:b/>
+                <w:sz w:val="28"/>
+                <w:szCs w:val="28"/>
+              </w:rPr>
+              <w:softHyphen/>
+            </w:r>
+            <w:r>
+              <w:rPr>
+                <w:rFonts w:ascii="Times New Roman" w:hAnsi="Times New Roman" w:cs="Times New Roman"/>
+                <w:b/>
+                <w:sz w:val="28"/>
+                <w:szCs w:val="28"/>
+              </w:rPr>
+              <w:softHyphen/>
+            </w:r>
+            <w:r>
+              <w:rPr>
+                <w:rFonts w:ascii="Times New Roman" w:hAnsi="Times New Roman" w:cs="Times New Roman"/>
+                <w:b/>
+                <w:sz w:val="28"/>
+                <w:szCs w:val="28"/>
+              </w:rPr>
+              <w:softHyphen/>
+            </w:r>
+            <w:r>
+              <w:rPr>
+                <w:rFonts w:ascii="Times New Roman" w:hAnsi="Times New Roman" w:cs="Times New Roman"/>
+                <w:b/>
+                <w:sz w:val="28"/>
+                <w:szCs w:val="28"/>
+              </w:rPr>
+              <w:softHyphen/>
+            </w:r>
+            <w:r>
+              <w:rPr>
+                <w:rFonts w:ascii="Times New Roman" w:hAnsi="Times New Roman" w:cs="Times New Roman"/>
+                <w:b/>
+                <w:sz w:val="28"/>
+                <w:szCs w:val="28"/>
+              </w:rPr>
+              <w:softHyphen/>
+              <w:t xml:space="preserve"> ________________                </w:t>
+            </w:r>
+            <w:r>
+              <w:rPr>
+                <w:rFonts w:ascii="Times New Roman" w:hAnsi="Times New Roman" w:cs="Times New Roman"/>
+                <w:b/>
+                <w:sz w:val="28"/>
+                <w:szCs w:val="28"/>
+              </w:rPr>
+              <w:t xml:space="preserve">      ______________    </w:t>
+            </w:r>
+            <w:r>
+              <w:rPr>
+                <w:rFonts w:ascii="Times New Roman" w:hAnsi="Times New Roman" w:cs="Times New Roman"/>
+                <w:b/>
+                <w:sz w:val="28"/>
+                <w:szCs w:val="28"/>
+              </w:rPr>
+              <w:t>OBT.MARKS:</w:t>
+            </w:r>
+          </w:p>
+          <w:p>
+            <w:pPr>
+              <w:ind w:left="180" w:firstLine="360"/>
+              <w:rPr>
+                <w:rFonts w:ascii="Times New Roman" w:hAnsi="Times New Roman" w:cs="Times New Roman"/>
+                <w:b/>
+                <w:sz w:val="28"/>
+                <w:szCs w:val="28"/>
+              </w:rPr>
+            </w:pPr>
+            <w:r>
+              <w:rPr>
+                <w:rFonts w:ascii="Times New Roman" w:hAnsi="Times New Roman" w:cs="Times New Roman"/>
+                <w:b/>
+                <w:sz w:val="28"/>
+                <w:szCs w:val="28"/>
+              </w:rPr>
+              <w:t xml:space="preserve">    </w:t>
+            </w:r>
+            <w:r>
+              <w:rPr>
+                <w:rFonts w:ascii="Times New Roman" w:hAnsi="Times New Roman" w:cs="Times New Roman"/>
+                <w:b/>
+                <w:sz w:val="28"/>
+                <w:szCs w:val="28"/>
+              </w:rPr>
+              <w:t xml:space="preserve">INVIGILATOR </w:t>
+            </w:r>
+            <w:r>
+              <w:rPr>
+                <w:rFonts w:ascii="Times New Roman" w:hAnsi="Times New Roman" w:cs="Times New Roman"/>
+                <w:b/>
+                <w:sz w:val="28"/>
+                <w:szCs w:val="28"/>
+              </w:rPr>
+              <w:t xml:space="preserve">                         </w:t>
+            </w:r>
+            <w:r>
+              <w:rPr>
+                <w:rFonts w:ascii="Times New Roman" w:hAnsi="Times New Roman" w:cs="Times New Roman"/>
+                <w:b/>
+                <w:sz w:val="28"/>
+                <w:szCs w:val="28"/>
+              </w:rPr>
+              <w:t xml:space="preserve"> EXAMINER</w:t>
+            </w:r>
+          </w:p>
+        </w:tc>
+      </w:tr>
+    </w:tbl>
+    <w:bookmarkEnd w:id="0"/>
     <w:p>
       <w:pPr>
         <w:pStyle w:val="ListParagraph"/>
@@ -43,7 +979,8 @@
           <w:ilvl w:val="0"/>
           <w:numId w:val="3"/>
         </w:numPr>
-        <w:ind w:left="567"/>
+        <w:spacing w:after="0" w:line="240" w:lineRule="auto"/>
+        <w:ind w:left="360"/>
         <w:rPr>
           <w:rFonts w:ascii="Times New Roman" w:hAnsi="Times New Roman" w:cs="Times New Roman"/>
           <w:b/>
@@ -131,7 +1068,47 @@
           <w:szCs w:val="32"/>
         </w:rPr>
         <w:tab/>
-        <w:t xml:space="preserve">    </w:t>
+        <w:t xml:space="preserve">  </w:t>
+      </w:r>
+      <w:r>
+        <w:rPr>
+          <w:rFonts w:ascii="Times New Roman" w:hAnsi="Times New Roman" w:cs="Times New Roman"/>
+          <w:b/>
+          <w:bCs/>
+          <w:sz w:val="32"/>
+          <w:szCs w:val="32"/>
+        </w:rPr>
+        <w:tab/>
+      </w:r>
+      <w:r>
+        <w:rPr>
+          <w:rFonts w:ascii="Times New Roman" w:hAnsi="Times New Roman" w:cs="Times New Roman"/>
+          <w:b/>
+          <w:bCs/>
+          <w:sz w:val="32"/>
+          <w:szCs w:val="32"/>
+        </w:rPr>
+        <w:tab/>
+      </w:r>
+      <w:r>
+        <w:rPr>
+          <w:rFonts w:ascii="Times New Roman" w:hAnsi="Times New Roman" w:cs="Times New Roman"/>
+          <w:b/>
+          <w:bCs/>
+          <w:sz w:val="32"/>
+          <w:szCs w:val="32"/>
+        </w:rPr>
+        <w:t xml:space="preserve">  </w:t>
+      </w:r>
+      <w:r>
+        <w:rPr>
+          <w:rFonts w:ascii="Times New Roman" w:hAnsi="Times New Roman" w:cs="Times New Roman"/>
+          <w:b/>
+          <w:bCs/>
+          <w:sz w:val="32"/>
+          <w:szCs w:val="32"/>
+        </w:rPr>
+        <w:tab/>
       </w:r>
       <w:r>
         <w:rPr>
@@ -146,28 +1123,20 @@
     </w:p>
     <w:p>
       <w:pPr>
-        <w:ind w:firstLine="567"/>
-        <w:rPr>
-          <w:rFonts w:ascii="Times New Roman" w:hAnsi="Times New Roman" w:cs="Times New Roman"/>
-          <w:sz w:val="32"/>
-          <w:szCs w:val="32"/>
-        </w:rPr>
-      </w:pPr>
-      <w:r>
-        <w:rPr>
-          <w:rFonts w:ascii="Times New Roman" w:hAnsi="Times New Roman" w:cs="Times New Roman"/>
-          <w:sz w:val="32"/>
-          <w:szCs w:val="32"/>
-        </w:rPr>
-        <w:t>D</w:t>
-      </w:r>
-      <w:r>
-        <w:rPr>
-          <w:rFonts w:ascii="Times New Roman" w:hAnsi="Times New Roman" w:cs="Times New Roman"/>
-          <w:sz w:val="32"/>
-          <w:szCs w:val="32"/>
-        </w:rPr>
-        <w:t>isease, milk, eastern, family</w:t>
+        <w:ind w:left="432" w:firstLine="567"/>
+        <w:rPr>
+          <w:rFonts w:ascii="Times New Roman" w:hAnsi="Times New Roman" w:cs="Times New Roman"/>
+          <w:sz w:val="32"/>
+          <w:szCs w:val="32"/>
+        </w:rPr>
+      </w:pPr>
+      <w:r>
+        <w:rPr>
+          <w:rFonts w:ascii="Times New Roman" w:hAnsi="Times New Roman" w:cs="Times New Roman"/>
+          <w:sz w:val="32"/>
+          <w:szCs w:val="32"/>
+        </w:rPr>
+        <w:t>Disease, milk, eastern, family</w:t>
       </w:r>
     </w:p>
     <w:p>
@@ -177,7 +1146,8 @@
           <w:ilvl w:val="0"/>
           <w:numId w:val="2"/>
         </w:numPr>
-        <w:ind w:left="426" w:hanging="142"/>
+        <w:spacing w:line="360" w:lineRule="auto"/>
+        <w:ind w:left="432" w:hanging="142"/>
         <w:rPr>
           <w:rFonts w:ascii="Times New Roman" w:hAnsi="Times New Roman" w:cs="Times New Roman"/>
           <w:sz w:val="32"/>
@@ -200,7 +1170,8 @@
           <w:ilvl w:val="0"/>
           <w:numId w:val="2"/>
         </w:numPr>
-        <w:ind w:left="426" w:hanging="142"/>
+        <w:spacing w:line="360" w:lineRule="auto"/>
+        <w:ind w:left="432" w:hanging="142"/>
         <w:rPr>
           <w:rFonts w:ascii="Times New Roman" w:hAnsi="Times New Roman" w:cs="Times New Roman"/>
           <w:sz w:val="32"/>
@@ -233,7 +1204,8 @@
           <w:ilvl w:val="0"/>
           <w:numId w:val="2"/>
         </w:numPr>
-        <w:ind w:left="426" w:hanging="142"/>
+        <w:spacing w:line="360" w:lineRule="auto"/>
+        <w:ind w:left="432" w:hanging="142"/>
         <w:rPr>
           <w:rFonts w:ascii="Times New Roman" w:hAnsi="Times New Roman" w:cs="Times New Roman"/>
           <w:sz w:val="32"/>
@@ -256,7 +1228,8 @@
           <w:ilvl w:val="0"/>
           <w:numId w:val="2"/>
         </w:numPr>
-        <w:ind w:left="426" w:hanging="142"/>
+        <w:spacing w:line="480" w:lineRule="auto"/>
+        <w:ind w:left="432" w:hanging="142"/>
         <w:rPr>
           <w:rFonts w:ascii="Times New Roman" w:hAnsi="Times New Roman" w:cs="Times New Roman"/>
           <w:sz w:val="32"/>
@@ -271,15 +1244,6 @@
         </w:rPr>
         <w:t>Medicinal plants are important to cure ________.</w:t>
       </w:r>
-    </w:p>
-    <w:p>
-      <w:pPr>
-        <w:rPr>
-          <w:rFonts w:ascii="Times New Roman" w:hAnsi="Times New Roman" w:cs="Times New Roman"/>
-          <w:sz w:val="32"/>
-          <w:szCs w:val="32"/>
-        </w:rPr>
-      </w:pPr>
     </w:p>
     <w:p>
       <w:pPr>
@@ -288,24 +1252,55 @@
           <w:ilvl w:val="0"/>
           <w:numId w:val="3"/>
         </w:numPr>
-        <w:ind w:left="567"/>
-        <w:rPr>
-          <w:rFonts w:ascii="Times New Roman" w:hAnsi="Times New Roman" w:cs="Times New Roman"/>
-          <w:b/>
-          <w:bCs/>
-          <w:sz w:val="32"/>
-          <w:szCs w:val="32"/>
-        </w:rPr>
-      </w:pPr>
-      <w:r>
-        <w:rPr>
-          <w:rFonts w:ascii="Times New Roman" w:hAnsi="Times New Roman" w:cs="Times New Roman"/>
-          <w:b/>
-          <w:bCs/>
-          <w:sz w:val="32"/>
-          <w:szCs w:val="32"/>
-        </w:rPr>
-        <w:t>Write ‘T’ for True and ‘F’ for False in given statements. (4×1=4)</w:t>
+        <w:spacing w:line="360" w:lineRule="auto"/>
+        <w:ind w:left="360"/>
+        <w:rPr>
+          <w:rFonts w:ascii="Times New Roman" w:hAnsi="Times New Roman" w:cs="Times New Roman"/>
+          <w:b/>
+          <w:bCs/>
+          <w:sz w:val="32"/>
+          <w:szCs w:val="32"/>
+        </w:rPr>
+      </w:pPr>
+      <w:r>
+        <w:rPr>
+          <w:rFonts w:ascii="Times New Roman" w:hAnsi="Times New Roman" w:cs="Times New Roman"/>
+          <w:b/>
+          <w:bCs/>
+          <w:sz w:val="32"/>
+          <w:szCs w:val="32"/>
+        </w:rPr>
+        <w:t xml:space="preserve">Write ‘T’ for True and ‘F’ for False in given statements. </w:t>
+      </w:r>
+      <w:r>
+        <w:rPr>
+          <w:rFonts w:ascii="Times New Roman" w:hAnsi="Times New Roman" w:cs="Times New Roman"/>
+          <w:b/>
+          <w:bCs/>
+          <w:sz w:val="32"/>
+          <w:szCs w:val="32"/>
+        </w:rPr>
+        <w:tab/>
+      </w:r>
+      <w:r>
+        <w:rPr>
+          <w:rFonts w:ascii="Times New Roman" w:hAnsi="Times New Roman" w:cs="Times New Roman"/>
+          <w:b/>
+          <w:bCs/>
+          <w:sz w:val="32"/>
+          <w:szCs w:val="32"/>
+        </w:rPr>
+        <w:tab/>
+      </w:r>
+      <w:r>
+        <w:rPr>
+          <w:rFonts w:ascii="Times New Roman" w:hAnsi="Times New Roman" w:cs="Times New Roman"/>
+          <w:b/>
+          <w:bCs/>
+          <w:sz w:val="32"/>
+          <w:szCs w:val="32"/>
+        </w:rPr>
+        <w:t>(4×1=4)</w:t>
       </w:r>
     </w:p>
     <w:p>
@@ -315,12 +1310,169 @@
           <w:ilvl w:val="0"/>
           <w:numId w:val="4"/>
         </w:numPr>
-        <w:rPr>
-          <w:rFonts w:ascii="Times New Roman" w:hAnsi="Times New Roman" w:cs="Times New Roman"/>
-          <w:sz w:val="32"/>
-          <w:szCs w:val="32"/>
-        </w:rPr>
-      </w:pPr>
+        <w:spacing w:line="480" w:lineRule="auto"/>
+        <w:rPr>
+          <w:rFonts w:ascii="Times New Roman" w:hAnsi="Times New Roman" w:cs="Times New Roman"/>
+          <w:sz w:val="32"/>
+          <w:szCs w:val="32"/>
+        </w:rPr>
+      </w:pPr>
+      <w:r>
+        <w:rPr>
+          <w:rFonts w:ascii="Times New Roman" w:hAnsi="Times New Roman" w:cs="Times New Roman"/>
+          <w:noProof/>
+          <w:sz w:val="32"/>
+          <w:szCs w:val="32"/>
+        </w:rPr>
+        <mc:AlternateContent>
+          <mc:Choice Requires="wps">
+            <w:drawing>
+              <wp:anchor distT="0" distB="0" distL="114300" distR="114300" simplePos="0" relativeHeight="251671552" behindDoc="0" locked="0" layoutInCell="1" allowOverlap="1" wp14:anchorId="12FD50C8" wp14:editId="3DE4741D">
+                <wp:simplePos x="0" y="0"/>
+                <wp:positionH relativeFrom="column">
+                  <wp:posOffset>4267200</wp:posOffset>
+                </wp:positionH>
+                <wp:positionV relativeFrom="paragraph">
+                  <wp:posOffset>270510</wp:posOffset>
+                </wp:positionV>
+                <wp:extent cx="828675" cy="228600"/>
+                <wp:effectExtent l="0" t="0" r="28575" b="19050"/>
+                <wp:wrapNone/>
+                <wp:docPr id="859014918" name="Rectangle 3"/>
+                <wp:cNvGraphicFramePr/>
+                <a:graphic xmlns:a="http://schemas.openxmlformats.org/drawingml/2006/main">
+                  <a:graphicData uri="http://schemas.microsoft.com/office/word/2010/wordprocessingShape">
+                    <wps:wsp>
+                      <wps:cNvSpPr/>
+                      <wps:spPr>
+                        <a:xfrm>
+                          <a:off x="0" y="0"/>
+                          <a:ext cx="828675" cy="228600"/>
+                        </a:xfrm>
+                        <a:prstGeom prst="rect">
+                          <a:avLst/>
+                        </a:prstGeom>
+                        <a:noFill/>
+                      </wps:spPr>
+                      <wps:style>
+                        <a:lnRef idx="2">
+                          <a:schemeClr val="accent1">
+                            <a:shade val="15000"/>
+                          </a:schemeClr>
+                        </a:lnRef>
+                        <a:fillRef idx="1">
+                          <a:schemeClr val="accent1"/>
+                        </a:fillRef>
+                        <a:effectRef idx="0">
+                          <a:schemeClr val="accent1"/>
+                        </a:effectRef>
+                        <a:fontRef idx="minor">
+                          <a:schemeClr val="lt1"/>
+                        </a:fontRef>
+                      </wps:style>
+                      <wps:bodyPr rot="0" spcFirstLastPara="0" vertOverflow="overflow" horzOverflow="overflow" vert="horz" wrap="square" lIns="91440" tIns="45720" rIns="91440" bIns="45720" numCol="1" spcCol="0" rtlCol="0" fromWordArt="0" anchor="ctr" anchorCtr="0" forceAA="0" compatLnSpc="1">
+                        <a:prstTxWarp prst="textNoShape">
+                          <a:avLst/>
+                        </a:prstTxWarp>
+                        <a:noAutofit/>
+                      </wps:bodyPr>
+                    </wps:wsp>
+                  </a:graphicData>
+                </a:graphic>
+                <wp14:sizeRelH relativeFrom="margin">
+                  <wp14:pctWidth>0</wp14:pctWidth>
+                </wp14:sizeRelH>
+                <wp14:sizeRelV relativeFrom="margin">
+                  <wp14:pctHeight>0</wp14:pctHeight>
+                </wp14:sizeRelV>
+              </wp:anchor>
+            </w:drawing>
+          </mc:Choice>
+          <mc:Fallback>
+            <w:pict>
+              <v:rect w14:anchorId="47B4C29C" id="Rectangle 3" o:spid="_x0000_s1026" style="position:absolute;margin-left:336pt;margin-top:21.3pt;width:65.25pt;height:18pt;z-index:251671552;visibility:visible;mso-wrap-style:square;mso-width-percent:0;mso-height-percent:0;mso-wrap-distance-left:9pt;mso-wrap-distance-top:0;mso-wrap-distance-right:9pt;mso-wrap-distance-bottom:0;mso-position-horizontal:absolute;mso-position-horizontal-relative:text;mso-position-vertical:absolute;mso-position-vertical-relative:text;mso-width-percent:0;mso-height-percent:0;mso-width-relative:margin;mso-height-relative:margin;v-text-anchor:middle" o:gfxdata="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" filled="f" strokecolor="#030e13 [484]" strokeweight="1.5pt"/>
+            </w:pict>
+          </mc:Fallback>
+        </mc:AlternateContent>
+      </w:r>
+      <w:r>
+        <w:rPr>
+          <w:rFonts w:ascii="Times New Roman" w:hAnsi="Times New Roman" w:cs="Times New Roman"/>
+          <w:noProof/>
+          <w:sz w:val="32"/>
+          <w:szCs w:val="32"/>
+        </w:rPr>
+        <mc:AlternateContent>
+          <mc:Choice Requires="wps">
+            <w:drawing>
+              <wp:anchor distT="0" distB="0" distL="114300" distR="114300" simplePos="0" relativeHeight="251669504" behindDoc="0" locked="0" layoutInCell="1" allowOverlap="1" wp14:anchorId="33C9FF5D" wp14:editId="4E95D3D0">
+                <wp:simplePos x="0" y="0"/>
+                <wp:positionH relativeFrom="column">
+                  <wp:posOffset>3324225</wp:posOffset>
+                </wp:positionH>
+                <wp:positionV relativeFrom="paragraph">
+                  <wp:posOffset>21591</wp:posOffset>
+                </wp:positionV>
+                <wp:extent cx="828675" cy="228600"/>
+                <wp:effectExtent l="0" t="0" r="28575" b="19050"/>
+                <wp:wrapNone/>
+                <wp:docPr id="1788967206" name="Rectangle 3"/>
+                <wp:cNvGraphicFramePr/>
+                <a:graphic xmlns:a="http://schemas.openxmlformats.org/drawingml/2006/main">
+                  <a:graphicData uri="http://schemas.microsoft.com/office/word/2010/wordprocessingShape">
+                    <wps:wsp>
+                      <wps:cNvSpPr/>
+                      <wps:spPr>
+                        <a:xfrm>
+                          <a:off x="0" y="0"/>
+                          <a:ext cx="828675" cy="228600"/>
+                        </a:xfrm>
+                        <a:prstGeom prst="rect">
+                          <a:avLst/>
+                        </a:prstGeom>
+                        <a:noFill/>
+                      </wps:spPr>
+                      <wps:style>
+                        <a:lnRef idx="2">
+                          <a:schemeClr val="accent1">
+                            <a:shade val="15000"/>
+                          </a:schemeClr>
+                        </a:lnRef>
+                        <a:fillRef idx="1">
+                          <a:schemeClr val="accent1"/>
+                        </a:fillRef>
+                        <a:effectRef idx="0">
+                          <a:schemeClr val="accent1"/>
+                        </a:effectRef>
+                        <a:fontRef idx="minor">
+                          <a:schemeClr val="lt1"/>
+                        </a:fontRef>
+                      </wps:style>
+                      <wps:bodyPr rot="0" spcFirstLastPara="0" vertOverflow="overflow" horzOverflow="overflow" vert="horz" wrap="square" lIns="91440" tIns="45720" rIns="91440" bIns="45720" numCol="1" spcCol="0" rtlCol="0" fromWordArt="0" anchor="ctr" anchorCtr="0" forceAA="0" compatLnSpc="1">
+                        <a:prstTxWarp prst="textNoShape">
+                          <a:avLst/>
+                        </a:prstTxWarp>
+                        <a:noAutofit/>
+                      </wps:bodyPr>
+                    </wps:wsp>
+                  </a:graphicData>
+                </a:graphic>
+                <wp14:sizeRelH relativeFrom="margin">
+                  <wp14:pctWidth>0</wp14:pctWidth>
+                </wp14:sizeRelH>
+                <wp14:sizeRelV relativeFrom="margin">
+                  <wp14:pctHeight>0</wp14:pctHeight>
+                </wp14:sizeRelV>
+              </wp:anchor>
+            </w:drawing>
+          </mc:Choice>
+          <mc:Fallback>
+            <w:pict>
+              <v:rect w14:anchorId="5D8B6D28" id="Rectangle 3" o:spid="_x0000_s1026" style="position:absolute;margin-left:261.75pt;margin-top:1.7pt;width:65.25pt;height:18pt;z-index:251669504;visibility:visible;mso-wrap-style:square;mso-width-percent:0;mso-height-percent:0;mso-wrap-distance-left:9pt;mso-wrap-distance-top:0;mso-wrap-distance-right:9pt;mso-wrap-distance-bottom:0;mso-position-horizontal:absolute;mso-position-horizontal-relative:text;mso-position-vertical:absolute;mso-position-vertical-relative:text;mso-width-percent:0;mso-height-percent:0;mso-width-relative:margin;mso-height-relative:margin;v-text-anchor:middle" o:gfxdata="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" filled="f" strokecolor="#030e13 [484]" strokeweight="1.5pt"/>
+            </w:pict>
+          </mc:Fallback>
+        </mc:AlternateContent>
+      </w:r>
       <w:r>
         <w:rPr>
           <w:rFonts w:ascii="Times New Roman" w:hAnsi="Times New Roman" w:cs="Times New Roman"/>
@@ -345,7 +1497,7 @@
           <w:sz w:val="32"/>
           <w:szCs w:val="32"/>
         </w:rPr>
-        <w:t>. ( )</w:t>
+        <w:t xml:space="preserve">. </w:t>
       </w:r>
     </w:p>
     <w:p>
@@ -355,19 +1507,20 @@
           <w:ilvl w:val="0"/>
           <w:numId w:val="4"/>
         </w:numPr>
-        <w:rPr>
-          <w:rFonts w:ascii="Times New Roman" w:hAnsi="Times New Roman" w:cs="Times New Roman"/>
-          <w:sz w:val="32"/>
-          <w:szCs w:val="32"/>
-        </w:rPr>
-      </w:pPr>
-      <w:r>
-        <w:rPr>
-          <w:rFonts w:ascii="Times New Roman" w:hAnsi="Times New Roman" w:cs="Times New Roman"/>
-          <w:sz w:val="32"/>
-          <w:szCs w:val="32"/>
-        </w:rPr>
-        <w:t>We do not have advantages from the wildlife. ( )</w:t>
+        <w:spacing w:line="480" w:lineRule="auto"/>
+        <w:rPr>
+          <w:rFonts w:ascii="Times New Roman" w:hAnsi="Times New Roman" w:cs="Times New Roman"/>
+          <w:sz w:val="32"/>
+          <w:szCs w:val="32"/>
+        </w:rPr>
+      </w:pPr>
+      <w:r>
+        <w:rPr>
+          <w:rFonts w:ascii="Times New Roman" w:hAnsi="Times New Roman" w:cs="Times New Roman"/>
+          <w:sz w:val="32"/>
+          <w:szCs w:val="32"/>
+        </w:rPr>
+        <w:t xml:space="preserve">We do not have advantages from the wildlife. </w:t>
       </w:r>
     </w:p>
     <w:p>
@@ -377,19 +1530,98 @@
           <w:ilvl w:val="0"/>
           <w:numId w:val="4"/>
         </w:numPr>
-        <w:rPr>
-          <w:rFonts w:ascii="Times New Roman" w:hAnsi="Times New Roman" w:cs="Times New Roman"/>
-          <w:sz w:val="32"/>
-          <w:szCs w:val="32"/>
-        </w:rPr>
-      </w:pPr>
-      <w:r>
-        <w:rPr>
-          <w:rFonts w:ascii="Times New Roman" w:hAnsi="Times New Roman" w:cs="Times New Roman"/>
-          <w:sz w:val="32"/>
-          <w:szCs w:val="32"/>
-        </w:rPr>
-        <w:t>Games help us to refresh our body and mind. ( )</w:t>
+        <w:spacing w:line="480" w:lineRule="auto"/>
+        <w:rPr>
+          <w:rFonts w:ascii="Times New Roman" w:hAnsi="Times New Roman" w:cs="Times New Roman"/>
+          <w:sz w:val="32"/>
+          <w:szCs w:val="32"/>
+        </w:rPr>
+      </w:pPr>
+      <w:r>
+        <w:rPr>
+          <w:rFonts w:ascii="Times New Roman" w:hAnsi="Times New Roman" w:cs="Times New Roman"/>
+          <w:noProof/>
+          <w:sz w:val="32"/>
+          <w:szCs w:val="32"/>
+        </w:rPr>
+        <mc:AlternateContent>
+          <mc:Choice Requires="wps">
+            <w:drawing>
+              <wp:anchor distT="0" distB="0" distL="114300" distR="114300" simplePos="0" relativeHeight="251673600" behindDoc="0" locked="0" layoutInCell="1" allowOverlap="1" wp14:anchorId="58EA8FF4" wp14:editId="17EED128">
+                <wp:simplePos x="0" y="0"/>
+                <wp:positionH relativeFrom="column">
+                  <wp:posOffset>4267200</wp:posOffset>
+                </wp:positionH>
+                <wp:positionV relativeFrom="paragraph">
+                  <wp:posOffset>13970</wp:posOffset>
+                </wp:positionV>
+                <wp:extent cx="828675" cy="228600"/>
+                <wp:effectExtent l="0" t="0" r="28575" b="19050"/>
+                <wp:wrapNone/>
+                <wp:docPr id="2109942640" name="Rectangle 3"/>
+                <wp:cNvGraphicFramePr/>
+                <a:graphic xmlns:a="http://schemas.openxmlformats.org/drawingml/2006/main">
+                  <a:graphicData uri="http://schemas.microsoft.com/office/word/2010/wordprocessingShape">
+                    <wps:wsp>
+                      <wps:cNvSpPr/>
+                      <wps:spPr>
+                        <a:xfrm>
+                          <a:off x="0" y="0"/>
+                          <a:ext cx="828675" cy="228600"/>
+                        </a:xfrm>
+                        <a:prstGeom prst="rect">
+                          <a:avLst/>
+                        </a:prstGeom>
+                        <a:noFill/>
+                      </wps:spPr>
+                      <wps:style>
+                        <a:lnRef idx="2">
+                          <a:schemeClr val="accent1">
+                            <a:shade val="15000"/>
+                          </a:schemeClr>
+                        </a:lnRef>
+                        <a:fillRef idx="1">
+                          <a:schemeClr val="accent1"/>
+                        </a:fillRef>
+                        <a:effectRef idx="0">
+                          <a:schemeClr val="accent1"/>
+                        </a:effectRef>
+                        <a:fontRef idx="minor">
+                          <a:schemeClr val="lt1"/>
+                        </a:fontRef>
+                      </wps:style>
+                      <wps:bodyPr rot="0" spcFirstLastPara="0" vertOverflow="overflow" horzOverflow="overflow" vert="horz" wrap="square" lIns="91440" tIns="45720" rIns="91440" bIns="45720" numCol="1" spcCol="0" rtlCol="0" fromWordArt="0" anchor="ctr" anchorCtr="0" forceAA="0" compatLnSpc="1">
+                        <a:prstTxWarp prst="textNoShape">
+                          <a:avLst/>
+                        </a:prstTxWarp>
+                        <a:noAutofit/>
+                      </wps:bodyPr>
+                    </wps:wsp>
+                  </a:graphicData>
+                </a:graphic>
+                <wp14:sizeRelH relativeFrom="margin">
+                  <wp14:pctWidth>0</wp14:pctWidth>
+                </wp14:sizeRelH>
+                <wp14:sizeRelV relativeFrom="margin">
+                  <wp14:pctHeight>0</wp14:pctHeight>
+                </wp14:sizeRelV>
+              </wp:anchor>
+            </w:drawing>
+          </mc:Choice>
+          <mc:Fallback>
+            <w:pict>
+              <v:rect w14:anchorId="3E8B2A8F" id="Rectangle 3" o:spid="_x0000_s1026" style="position:absolute;margin-left:336pt;margin-top:1.1pt;width:65.25pt;height:18pt;z-index:251673600;visibility:visible;mso-wrap-style:square;mso-width-percent:0;mso-height-percent:0;mso-wrap-distance-left:9pt;mso-wrap-distance-top:0;mso-wrap-distance-right:9pt;mso-wrap-distance-bottom:0;mso-position-horizontal:absolute;mso-position-horizontal-relative:text;mso-position-vertical:absolute;mso-position-vertical-relative:text;mso-width-percent:0;mso-height-percent:0;mso-width-relative:margin;mso-height-relative:margin;v-text-anchor:middle" o:gfxdata="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" filled="f" strokecolor="#030e13 [484]" strokeweight="1.5pt"/>
+            </w:pict>
+          </mc:Fallback>
+        </mc:AlternateContent>
+      </w:r>
+      <w:r>
+        <w:rPr>
+          <w:rFonts w:ascii="Times New Roman" w:hAnsi="Times New Roman" w:cs="Times New Roman"/>
+          <w:sz w:val="32"/>
+          <w:szCs w:val="32"/>
+        </w:rPr>
+        <w:t xml:space="preserve">Games help us to refresh our body and mind. </w:t>
       </w:r>
     </w:p>
     <w:p>
@@ -399,29 +1631,99 @@
           <w:ilvl w:val="0"/>
           <w:numId w:val="4"/>
         </w:numPr>
-        <w:rPr>
-          <w:rFonts w:ascii="Times New Roman" w:hAnsi="Times New Roman" w:cs="Times New Roman"/>
-          <w:sz w:val="32"/>
-          <w:szCs w:val="32"/>
-        </w:rPr>
-      </w:pPr>
-      <w:r>
-        <w:rPr>
-          <w:rFonts w:ascii="Times New Roman" w:hAnsi="Times New Roman" w:cs="Times New Roman"/>
-          <w:sz w:val="32"/>
-          <w:szCs w:val="32"/>
-        </w:rPr>
-        <w:t>Tourism increases the economy of our country. ( )</w:t>
-      </w:r>
-    </w:p>
-    <w:p>
-      <w:pPr>
-        <w:rPr>
-          <w:rFonts w:ascii="Times New Roman" w:hAnsi="Times New Roman" w:cs="Times New Roman"/>
-          <w:sz w:val="32"/>
-          <w:szCs w:val="32"/>
-        </w:rPr>
-      </w:pPr>
+        <w:spacing w:line="480" w:lineRule="auto"/>
+        <w:rPr>
+          <w:rFonts w:ascii="Times New Roman" w:hAnsi="Times New Roman" w:cs="Times New Roman"/>
+          <w:sz w:val="32"/>
+          <w:szCs w:val="32"/>
+        </w:rPr>
+      </w:pPr>
+      <w:r>
+        <w:rPr>
+          <w:rFonts w:ascii="Times New Roman" w:hAnsi="Times New Roman" w:cs="Times New Roman"/>
+          <w:noProof/>
+          <w:sz w:val="32"/>
+          <w:szCs w:val="32"/>
+        </w:rPr>
+        <mc:AlternateContent>
+          <mc:Choice Requires="wps">
+            <w:drawing>
+              <wp:anchor distT="0" distB="0" distL="114300" distR="114300" simplePos="0" relativeHeight="251675648" behindDoc="0" locked="0" layoutInCell="1" allowOverlap="1" wp14:anchorId="7543CDEA" wp14:editId="10C510D7">
+                <wp:simplePos x="0" y="0"/>
+                <wp:positionH relativeFrom="column">
+                  <wp:posOffset>4295775</wp:posOffset>
+                </wp:positionH>
+                <wp:positionV relativeFrom="paragraph">
+                  <wp:posOffset>57150</wp:posOffset>
+                </wp:positionV>
+                <wp:extent cx="828675" cy="228600"/>
+                <wp:effectExtent l="0" t="0" r="28575" b="19050"/>
+                <wp:wrapNone/>
+                <wp:docPr id="87138308" name="Rectangle 3"/>
+                <wp:cNvGraphicFramePr/>
+                <a:graphic xmlns:a="http://schemas.openxmlformats.org/drawingml/2006/main">
+                  <a:graphicData uri="http://schemas.microsoft.com/office/word/2010/wordprocessingShape">
+                    <wps:wsp>
+                      <wps:cNvSpPr/>
+                      <wps:spPr>
+                        <a:xfrm>
+                          <a:off x="0" y="0"/>
+                          <a:ext cx="828675" cy="228600"/>
+                        </a:xfrm>
+                        <a:prstGeom prst="rect">
+                          <a:avLst/>
+                        </a:prstGeom>
+                        <a:noFill/>
+                      </wps:spPr>
+                      <wps:style>
+                        <a:lnRef idx="2">
+                          <a:schemeClr val="accent1">
+                            <a:shade val="15000"/>
+                          </a:schemeClr>
+                        </a:lnRef>
+                        <a:fillRef idx="1">
+                          <a:schemeClr val="accent1"/>
+                        </a:fillRef>
+                        <a:effectRef idx="0">
+                          <a:schemeClr val="accent1"/>
+                        </a:effectRef>
+                        <a:fontRef idx="minor">
+                          <a:schemeClr val="lt1"/>
+                        </a:fontRef>
+                      </wps:style>
+                      <wps:bodyPr rot="0" spcFirstLastPara="0" vertOverflow="overflow" horzOverflow="overflow" vert="horz" wrap="square" lIns="91440" tIns="45720" rIns="91440" bIns="45720" numCol="1" spcCol="0" rtlCol="0" fromWordArt="0" anchor="ctr" anchorCtr="0" forceAA="0" compatLnSpc="1">
+                        <a:prstTxWarp prst="textNoShape">
+                          <a:avLst/>
+                        </a:prstTxWarp>
+                        <a:noAutofit/>
+                      </wps:bodyPr>
+                    </wps:wsp>
+                  </a:graphicData>
+                </a:graphic>
+                <wp14:sizeRelH relativeFrom="margin">
+                  <wp14:pctWidth>0</wp14:pctWidth>
+                </wp14:sizeRelH>
+                <wp14:sizeRelV relativeFrom="margin">
+                  <wp14:pctHeight>0</wp14:pctHeight>
+                </wp14:sizeRelV>
+              </wp:anchor>
+            </w:drawing>
+          </mc:Choice>
+          <mc:Fallback>
+            <w:pict>
+              <v:rect w14:anchorId="5F14D7A5" id="Rectangle 3" o:spid="_x0000_s1026" style="position:absolute;margin-left:338.25pt;margin-top:4.5pt;width:65.25pt;height:18pt;z-index:251675648;visibility:visible;mso-wrap-style:square;mso-width-percent:0;mso-height-percent:0;mso-wrap-distance-left:9pt;mso-wrap-distance-top:0;mso-wrap-distance-right:9pt;mso-wrap-distance-bottom:0;mso-position-horizontal:absolute;mso-position-horizontal-relative:text;mso-position-vertical:absolute;mso-position-vertical-relative:text;mso-width-percent:0;mso-height-percent:0;mso-width-relative:margin;mso-height-relative:margin;v-text-anchor:middle" o:gfxdata="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" filled="f" strokecolor="#030e13 [484]" strokeweight="1.5pt"/>
+            </w:pict>
+          </mc:Fallback>
+        </mc:AlternateContent>
+      </w:r>
+      <w:r>
+        <w:rPr>
+          <w:rFonts w:ascii="Times New Roman" w:hAnsi="Times New Roman" w:cs="Times New Roman"/>
+          <w:sz w:val="32"/>
+          <w:szCs w:val="32"/>
+        </w:rPr>
+        <w:t xml:space="preserve">Tourism increases the economy of our country. </w:t>
+      </w:r>
     </w:p>
     <w:p>
       <w:pPr>
@@ -430,7 +1732,8 @@
           <w:ilvl w:val="0"/>
           <w:numId w:val="3"/>
         </w:numPr>
-        <w:ind w:left="567"/>
+        <w:spacing w:line="360" w:lineRule="auto"/>
+        <w:ind w:left="360"/>
         <w:rPr>
           <w:rFonts w:ascii="Times New Roman" w:hAnsi="Times New Roman" w:cs="Times New Roman"/>
           <w:b/>
@@ -497,7 +1800,89 @@
           <w:sz w:val="32"/>
           <w:szCs w:val="32"/>
         </w:rPr>
-        <w:t>(0.5×6=3)</w:t>
+        <w:tab/>
+      </w:r>
+      <w:r>
+        <w:rPr>
+          <w:rFonts w:ascii="Times New Roman" w:hAnsi="Times New Roman" w:cs="Times New Roman"/>
+          <w:b/>
+          <w:bCs/>
+          <w:sz w:val="32"/>
+          <w:szCs w:val="32"/>
+        </w:rPr>
+        <w:tab/>
+      </w:r>
+      <w:r>
+        <w:rPr>
+          <w:rFonts w:ascii="Times New Roman" w:hAnsi="Times New Roman" w:cs="Times New Roman"/>
+          <w:b/>
+          <w:bCs/>
+          <w:sz w:val="32"/>
+          <w:szCs w:val="32"/>
+        </w:rPr>
+        <w:t xml:space="preserve">   </w:t>
+      </w:r>
+      <w:proofErr w:type="gramStart"/>
+      <w:r>
+        <w:rPr>
+          <w:rFonts w:ascii="Times New Roman" w:hAnsi="Times New Roman" w:cs="Times New Roman"/>
+          <w:b/>
+          <w:bCs/>
+          <w:sz w:val="32"/>
+          <w:szCs w:val="32"/>
+        </w:rPr>
+        <w:t xml:space="preserve">   </w:t>
+      </w:r>
+      <w:r>
+        <w:rPr>
+          <w:rFonts w:ascii="Times New Roman" w:hAnsi="Times New Roman" w:cs="Times New Roman"/>
+          <w:b/>
+          <w:bCs/>
+          <w:sz w:val="32"/>
+          <w:szCs w:val="32"/>
+        </w:rPr>
+        <w:t>(</w:t>
+      </w:r>
+      <w:proofErr w:type="gramEnd"/>
+      <w:r>
+        <w:rPr>
+          <w:rFonts w:ascii="Times New Roman" w:hAnsi="Times New Roman" w:cs="Times New Roman"/>
+          <w:b/>
+          <w:bCs/>
+          <w:sz w:val="32"/>
+          <w:szCs w:val="32"/>
+        </w:rPr>
+        <w:t>6</w:t>
+      </w:r>
+      <w:r>
+        <w:rPr>
+          <w:rFonts w:ascii="Times New Roman" w:hAnsi="Times New Roman" w:cs="Times New Roman"/>
+          <w:b/>
+          <w:bCs/>
+          <w:sz w:val="32"/>
+          <w:szCs w:val="32"/>
+        </w:rPr>
+        <w:t>×</w:t>
+      </w:r>
+      <w:r>
+        <w:rPr>
+          <w:rFonts w:ascii="Times New Roman" w:hAnsi="Times New Roman" w:cs="Times New Roman"/>
+          <w:b/>
+          <w:bCs/>
+          <w:sz w:val="32"/>
+          <w:szCs w:val="32"/>
+        </w:rPr>
+        <w:t>0.5</w:t>
+      </w:r>
+      <w:r>
+        <w:rPr>
+          <w:rFonts w:ascii="Times New Roman" w:hAnsi="Times New Roman" w:cs="Times New Roman"/>
+          <w:b/>
+          <w:bCs/>
+          <w:sz w:val="32"/>
+          <w:szCs w:val="32"/>
+        </w:rPr>
+        <w:t>=3)</w:t>
       </w:r>
     </w:p>
     <w:p>
@@ -507,6 +1892,7 @@
           <w:ilvl w:val="0"/>
           <w:numId w:val="6"/>
         </w:numPr>
+        <w:spacing w:line="480" w:lineRule="auto"/>
         <w:rPr>
           <w:rFonts w:ascii="Times New Roman" w:hAnsi="Times New Roman" w:cs="Times New Roman"/>
           <w:sz w:val="32"/>
@@ -565,16 +1951,6 @@
         </w:rPr>
         <w:t>ii. _________________</w:t>
       </w:r>
-    </w:p>
-    <w:p>
-      <w:pPr>
-        <w:pStyle w:val="ListParagraph"/>
-        <w:rPr>
-          <w:rFonts w:ascii="Times New Roman" w:hAnsi="Times New Roman" w:cs="Times New Roman"/>
-          <w:sz w:val="32"/>
-          <w:szCs w:val="32"/>
-        </w:rPr>
-      </w:pPr>
     </w:p>
     <w:p>
       <w:pPr>
@@ -583,7 +1959,7 @@
           <w:ilvl w:val="0"/>
           <w:numId w:val="6"/>
         </w:numPr>
-        <w:spacing w:after="0"/>
+        <w:spacing w:after="0" w:line="480" w:lineRule="auto"/>
         <w:rPr>
           <w:rFonts w:ascii="Times New Roman" w:hAnsi="Times New Roman" w:cs="Times New Roman"/>
           <w:sz w:val="32"/>
@@ -642,16 +2018,6 @@
         </w:rPr>
         <w:t>ii. _________________</w:t>
       </w:r>
-    </w:p>
-    <w:p>
-      <w:pPr>
-        <w:spacing w:after="0"/>
-        <w:rPr>
-          <w:rFonts w:ascii="Times New Roman" w:hAnsi="Times New Roman" w:cs="Times New Roman"/>
-          <w:sz w:val="32"/>
-          <w:szCs w:val="32"/>
-        </w:rPr>
-      </w:pPr>
     </w:p>
     <w:p>
       <w:pPr>
@@ -660,7 +2026,7 @@
           <w:ilvl w:val="0"/>
           <w:numId w:val="6"/>
         </w:numPr>
-        <w:spacing w:after="0"/>
+        <w:spacing w:after="0" w:line="480" w:lineRule="auto"/>
         <w:rPr>
           <w:rFonts w:ascii="Times New Roman" w:hAnsi="Times New Roman" w:cs="Times New Roman"/>
           <w:sz w:val="32"/>
@@ -719,24 +2085,6 @@
         </w:rPr>
         <w:t>ii. _________________</w:t>
       </w:r>
-    </w:p>
-    <w:p>
-      <w:pPr>
-        <w:rPr>
-          <w:rFonts w:ascii="Times New Roman" w:hAnsi="Times New Roman" w:cs="Times New Roman"/>
-          <w:sz w:val="32"/>
-          <w:szCs w:val="32"/>
-        </w:rPr>
-      </w:pPr>
-    </w:p>
-    <w:p>
-      <w:pPr>
-        <w:rPr>
-          <w:rFonts w:ascii="Times New Roman" w:hAnsi="Times New Roman" w:cs="Times New Roman"/>
-          <w:sz w:val="32"/>
-          <w:szCs w:val="32"/>
-        </w:rPr>
-      </w:pPr>
     </w:p>
     <w:p>
       <w:pPr>
@@ -745,7 +2093,7 @@
           <w:ilvl w:val="0"/>
           <w:numId w:val="3"/>
         </w:numPr>
-        <w:ind w:left="567"/>
+        <w:ind w:left="360"/>
         <w:rPr>
           <w:rFonts w:ascii="Times New Roman" w:hAnsi="Times New Roman" w:cs="Times New Roman"/>
           <w:b/>
@@ -823,6 +2171,26 @@
           <w:sz w:val="32"/>
           <w:szCs w:val="32"/>
         </w:rPr>
+        <w:tab/>
+      </w:r>
+      <w:r>
+        <w:rPr>
+          <w:rFonts w:ascii="Times New Roman" w:hAnsi="Times New Roman" w:cs="Times New Roman"/>
+          <w:b/>
+          <w:bCs/>
+          <w:sz w:val="32"/>
+          <w:szCs w:val="32"/>
+        </w:rPr>
+        <w:tab/>
+      </w:r>
+      <w:r>
+        <w:rPr>
+          <w:rFonts w:ascii="Times New Roman" w:hAnsi="Times New Roman" w:cs="Times New Roman"/>
+          <w:b/>
+          <w:bCs/>
+          <w:sz w:val="32"/>
+          <w:szCs w:val="32"/>
+        </w:rPr>
         <w:t>(3×1=3)</w:t>
       </w:r>
     </w:p>
@@ -835,6 +2203,135 @@
           <w:szCs w:val="32"/>
         </w:rPr>
       </w:pPr>
+      <w:r>
+        <w:rPr>
+          <w:rFonts w:ascii="Times New Roman" w:hAnsi="Times New Roman" w:cs="Times New Roman"/>
+          <w:noProof/>
+          <w:sz w:val="32"/>
+          <w:szCs w:val="32"/>
+        </w:rPr>
+        <mc:AlternateContent>
+          <mc:Choice Requires="wps">
+            <w:drawing>
+              <wp:anchor distT="0" distB="0" distL="114300" distR="114300" simplePos="0" relativeHeight="251664384" behindDoc="0" locked="0" layoutInCell="1" allowOverlap="1" wp14:anchorId="2D58A0A1" wp14:editId="6D8B9F28">
+                <wp:simplePos x="0" y="0"/>
+                <wp:positionH relativeFrom="column">
+                  <wp:posOffset>400050</wp:posOffset>
+                </wp:positionH>
+                <wp:positionV relativeFrom="paragraph">
+                  <wp:posOffset>1351915</wp:posOffset>
+                </wp:positionV>
+                <wp:extent cx="2524125" cy="428625"/>
+                <wp:effectExtent l="0" t="0" r="28575" b="28575"/>
+                <wp:wrapNone/>
+                <wp:docPr id="948489844" name="Rectangle 2"/>
+                <wp:cNvGraphicFramePr/>
+                <a:graphic xmlns:a="http://schemas.openxmlformats.org/drawingml/2006/main">
+                  <a:graphicData uri="http://schemas.microsoft.com/office/word/2010/wordprocessingShape">
+                    <wps:wsp>
+                      <wps:cNvSpPr/>
+                      <wps:spPr>
+                        <a:xfrm>
+                          <a:off x="0" y="0"/>
+                          <a:ext cx="2524125" cy="428625"/>
+                        </a:xfrm>
+                        <a:prstGeom prst="rect">
+                          <a:avLst/>
+                        </a:prstGeom>
+                        <a:noFill/>
+                      </wps:spPr>
+                      <wps:style>
+                        <a:lnRef idx="2">
+                          <a:schemeClr val="accent1">
+                            <a:shade val="15000"/>
+                          </a:schemeClr>
+                        </a:lnRef>
+                        <a:fillRef idx="1">
+                          <a:schemeClr val="accent1"/>
+                        </a:fillRef>
+                        <a:effectRef idx="0">
+                          <a:schemeClr val="accent1"/>
+                        </a:effectRef>
+                        <a:fontRef idx="minor">
+                          <a:schemeClr val="lt1"/>
+                        </a:fontRef>
+                      </wps:style>
+                      <wps:bodyPr rot="0" spcFirstLastPara="0" vertOverflow="overflow" horzOverflow="overflow" vert="horz" wrap="square" lIns="91440" tIns="45720" rIns="91440" bIns="45720" numCol="1" spcCol="0" rtlCol="0" fromWordArt="0" anchor="ctr" anchorCtr="0" forceAA="0" compatLnSpc="1">
+                        <a:prstTxWarp prst="textNoShape">
+                          <a:avLst/>
+                        </a:prstTxWarp>
+                        <a:noAutofit/>
+                      </wps:bodyPr>
+                    </wps:wsp>
+                  </a:graphicData>
+                </a:graphic>
+              </wp:anchor>
+            </w:drawing>
+          </mc:Choice>
+          <mc:Fallback>
+            <w:pict>
+              <v:rect w14:anchorId="314BEA3B" id="Rectangle 2" o:spid="_x0000_s1026" style="position:absolute;margin-left:31.5pt;margin-top:106.45pt;width:198.75pt;height:33.75pt;z-index:251664384;visibility:visible;mso-wrap-style:square;mso-wrap-distance-left:9pt;mso-wrap-distance-top:0;mso-wrap-distance-right:9pt;mso-wrap-distance-bottom:0;mso-position-horizontal:absolute;mso-position-horizontal-relative:text;mso-position-vertical:absolute;mso-position-vertical-relative:text;v-text-anchor:middle" o:gfxdata="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" filled="f" strokecolor="#030e13 [484]" strokeweight="1.5pt"/>
+            </w:pict>
+          </mc:Fallback>
+        </mc:AlternateContent>
+      </w:r>
+      <w:r>
+        <w:rPr>
+          <w:rFonts w:ascii="Times New Roman" w:hAnsi="Times New Roman" w:cs="Times New Roman"/>
+          <w:noProof/>
+          <w:sz w:val="32"/>
+          <w:szCs w:val="32"/>
+        </w:rPr>
+        <w:drawing>
+          <wp:anchor distT="0" distB="0" distL="114300" distR="114300" simplePos="0" relativeHeight="251663360" behindDoc="0" locked="0" layoutInCell="1" allowOverlap="1" wp14:anchorId="10D4CD35" wp14:editId="16E80A36">
+            <wp:simplePos x="0" y="0"/>
+            <wp:positionH relativeFrom="column">
+              <wp:posOffset>4171950</wp:posOffset>
+            </wp:positionH>
+            <wp:positionV relativeFrom="paragraph">
+              <wp:posOffset>24765</wp:posOffset>
+            </wp:positionV>
+            <wp:extent cx="2095994" cy="2095994"/>
+            <wp:effectExtent l="0" t="0" r="0" b="0"/>
+            <wp:wrapNone/>
+            <wp:docPr id="2137564123" name="Picture 2" descr="A garbage can on a sidewalk&#10;&#10;AI-generated content may be incorrect."/>
+            <wp:cNvGraphicFramePr>
+              <a:graphicFrameLocks xmlns:a="http://schemas.openxmlformats.org/drawingml/2006/main" noChangeAspect="1"/>
+            </wp:cNvGraphicFramePr>
+            <a:graphic xmlns:a="http://schemas.openxmlformats.org/drawingml/2006/main">
+              <a:graphicData uri="http://schemas.openxmlformats.org/drawingml/2006/picture">
+                <pic:pic xmlns:pic="http://schemas.openxmlformats.org/drawingml/2006/picture">
+                  <pic:nvPicPr>
+                    <pic:cNvPr id="2137564123" name="Picture 2" descr="A garbage can on a sidewalk&#10;&#10;AI-generated content may be incorrect."/>
+                    <pic:cNvPicPr/>
+                  </pic:nvPicPr>
+                  <pic:blipFill>
+                    <a:blip r:embed="rId8" cstate="print">
+                      <a:extLst>
+                        <a:ext uri="{28A0092B-C50C-407E-A947-70E740481C1C}">
+                          <a14:useLocalDpi xmlns:a14="http://schemas.microsoft.com/office/drawing/2010/main" val="0"/>
+                        </a:ext>
+                      </a:extLst>
+                    </a:blip>
+                    <a:stretch>
+                      <a:fillRect/>
+                    </a:stretch>
+                  </pic:blipFill>
+                  <pic:spPr>
+                    <a:xfrm>
+                      <a:off x="0" y="0"/>
+                      <a:ext cx="2095994" cy="2095994"/>
+                    </a:xfrm>
+                    <a:prstGeom prst="rect">
+                      <a:avLst/>
+                    </a:prstGeom>
+                  </pic:spPr>
+                </pic:pic>
+              </a:graphicData>
+            </a:graphic>
+          </wp:anchor>
+        </w:drawing>
+      </w:r>
       <w:r>
         <w:rPr>
           <w:rFonts w:ascii="Times New Roman" w:hAnsi="Times New Roman" w:cs="Times New Roman"/>
@@ -858,7 +2355,7 @@
                     <pic:cNvPicPr/>
                   </pic:nvPicPr>
                   <pic:blipFill>
-                    <a:blip r:embed="rId5" cstate="print">
+                    <a:blip r:embed="rId9" cstate="print">
                       <a:extLst>
                         <a:ext uri="{28A0092B-C50C-407E-A947-70E740481C1C}">
                           <a14:useLocalDpi xmlns:a14="http://schemas.microsoft.com/office/drawing/2010/main" val="0"/>
@@ -894,55 +2391,6 @@
           <w:szCs w:val="32"/>
         </w:rPr>
       </w:pPr>
-      <w:r>
-        <w:rPr>
-          <w:rFonts w:ascii="Times New Roman" w:hAnsi="Times New Roman" w:cs="Times New Roman"/>
-          <w:noProof/>
-          <w:sz w:val="32"/>
-          <w:szCs w:val="32"/>
-        </w:rPr>
-        <w:drawing>
-          <wp:inline distT="0" distB="0" distL="0" distR="0" wp14:anchorId="10D4CD35" wp14:editId="2A33803A">
-            <wp:extent cx="2095994" cy="2095994"/>
-            <wp:effectExtent l="0" t="0" r="0" b="0"/>
-            <wp:docPr id="2137564123" name="Picture 2" descr="A garbage can on a sidewalk&#10;&#10;AI-generated content may be incorrect."/>
-            <wp:cNvGraphicFramePr>
-              <a:graphicFrameLocks xmlns:a="http://schemas.openxmlformats.org/drawingml/2006/main" noChangeAspect="1"/>
-            </wp:cNvGraphicFramePr>
-            <a:graphic xmlns:a="http://schemas.openxmlformats.org/drawingml/2006/main">
-              <a:graphicData uri="http://schemas.openxmlformats.org/drawingml/2006/picture">
-                <pic:pic xmlns:pic="http://schemas.openxmlformats.org/drawingml/2006/picture">
-                  <pic:nvPicPr>
-                    <pic:cNvPr id="2137564123" name="Picture 2" descr="A garbage can on a sidewalk&#10;&#10;AI-generated content may be incorrect."/>
-                    <pic:cNvPicPr/>
-                  </pic:nvPicPr>
-                  <pic:blipFill>
-                    <a:blip r:embed="rId6" cstate="print">
-                      <a:extLst>
-                        <a:ext uri="{28A0092B-C50C-407E-A947-70E740481C1C}">
-                          <a14:useLocalDpi xmlns:a14="http://schemas.microsoft.com/office/drawing/2010/main" val="0"/>
-                        </a:ext>
-                      </a:extLst>
-                    </a:blip>
-                    <a:stretch>
-                      <a:fillRect/>
-                    </a:stretch>
-                  </pic:blipFill>
-                  <pic:spPr>
-                    <a:xfrm>
-                      <a:off x="0" y="0"/>
-                      <a:ext cx="2097944" cy="2097944"/>
-                    </a:xfrm>
-                    <a:prstGeom prst="rect">
-                      <a:avLst/>
-                    </a:prstGeom>
-                  </pic:spPr>
-                </pic:pic>
-              </a:graphicData>
-            </a:graphic>
-          </wp:inline>
-        </w:drawing>
-      </w:r>
     </w:p>
     <w:p>
       <w:pPr>
@@ -953,6 +2401,16 @@
           <w:szCs w:val="32"/>
         </w:rPr>
       </w:pPr>
+    </w:p>
+    <w:p>
+      <w:pPr>
+        <w:ind w:left="426" w:firstLine="207"/>
+        <w:rPr>
+          <w:rFonts w:ascii="Times New Roman" w:hAnsi="Times New Roman" w:cs="Times New Roman"/>
+          <w:sz w:val="32"/>
+          <w:szCs w:val="32"/>
+        </w:rPr>
+      </w:pPr>
       <w:r>
         <w:rPr>
           <w:rFonts w:ascii="Times New Roman" w:hAnsi="Times New Roman" w:cs="Times New Roman"/>
@@ -960,8 +2418,152 @@
           <w:sz w:val="32"/>
           <w:szCs w:val="32"/>
         </w:rPr>
+        <mc:AlternateContent>
+          <mc:Choice Requires="wps">
+            <w:drawing>
+              <wp:anchor distT="0" distB="0" distL="114300" distR="114300" simplePos="0" relativeHeight="251666432" behindDoc="0" locked="0" layoutInCell="1" allowOverlap="1" wp14:anchorId="75B7FBE5" wp14:editId="3467BB5F">
+                <wp:simplePos x="0" y="0"/>
+                <wp:positionH relativeFrom="column">
+                  <wp:posOffset>400050</wp:posOffset>
+                </wp:positionH>
+                <wp:positionV relativeFrom="paragraph">
+                  <wp:posOffset>1790065</wp:posOffset>
+                </wp:positionV>
+                <wp:extent cx="2524125" cy="428625"/>
+                <wp:effectExtent l="0" t="0" r="28575" b="28575"/>
+                <wp:wrapNone/>
+                <wp:docPr id="1432802120" name="Rectangle 2"/>
+                <wp:cNvGraphicFramePr/>
+                <a:graphic xmlns:a="http://schemas.openxmlformats.org/drawingml/2006/main">
+                  <a:graphicData uri="http://schemas.microsoft.com/office/word/2010/wordprocessingShape">
+                    <wps:wsp>
+                      <wps:cNvSpPr/>
+                      <wps:spPr>
+                        <a:xfrm>
+                          <a:off x="0" y="0"/>
+                          <a:ext cx="2524125" cy="428625"/>
+                        </a:xfrm>
+                        <a:prstGeom prst="rect">
+                          <a:avLst/>
+                        </a:prstGeom>
+                        <a:noFill/>
+                      </wps:spPr>
+                      <wps:style>
+                        <a:lnRef idx="2">
+                          <a:schemeClr val="accent1">
+                            <a:shade val="15000"/>
+                          </a:schemeClr>
+                        </a:lnRef>
+                        <a:fillRef idx="1">
+                          <a:schemeClr val="accent1"/>
+                        </a:fillRef>
+                        <a:effectRef idx="0">
+                          <a:schemeClr val="accent1"/>
+                        </a:effectRef>
+                        <a:fontRef idx="minor">
+                          <a:schemeClr val="lt1"/>
+                        </a:fontRef>
+                      </wps:style>
+                      <wps:bodyPr rot="0" spcFirstLastPara="0" vertOverflow="overflow" horzOverflow="overflow" vert="horz" wrap="square" lIns="91440" tIns="45720" rIns="91440" bIns="45720" numCol="1" spcCol="0" rtlCol="0" fromWordArt="0" anchor="ctr" anchorCtr="0" forceAA="0" compatLnSpc="1">
+                        <a:prstTxWarp prst="textNoShape">
+                          <a:avLst/>
+                        </a:prstTxWarp>
+                        <a:noAutofit/>
+                      </wps:bodyPr>
+                    </wps:wsp>
+                  </a:graphicData>
+                </a:graphic>
+              </wp:anchor>
+            </w:drawing>
+          </mc:Choice>
+          <mc:Fallback>
+            <w:pict>
+              <v:rect w14:anchorId="3EC9A7CA" id="Rectangle 2" o:spid="_x0000_s1026" style="position:absolute;margin-left:31.5pt;margin-top:140.95pt;width:198.75pt;height:33.75pt;z-index:251666432;visibility:visible;mso-wrap-style:square;mso-wrap-distance-left:9pt;mso-wrap-distance-top:0;mso-wrap-distance-right:9pt;mso-wrap-distance-bottom:0;mso-position-horizontal:absolute;mso-position-horizontal-relative:text;mso-position-vertical:absolute;mso-position-vertical-relative:text;v-text-anchor:middle" o:gfxdata="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" filled="f" strokecolor="#030e13 [484]" strokeweight="1.5pt"/>
+            </w:pict>
+          </mc:Fallback>
+        </mc:AlternateContent>
+      </w:r>
+      <w:r>
+        <w:rPr>
+          <w:rFonts w:ascii="Times New Roman" w:hAnsi="Times New Roman" w:cs="Times New Roman"/>
+          <w:noProof/>
+          <w:sz w:val="32"/>
+          <w:szCs w:val="32"/>
+        </w:rPr>
+        <mc:AlternateContent>
+          <mc:Choice Requires="wps">
+            <w:drawing>
+              <wp:anchor distT="0" distB="0" distL="114300" distR="114300" simplePos="0" relativeHeight="251668480" behindDoc="0" locked="0" layoutInCell="1" allowOverlap="1" wp14:anchorId="68E55E00" wp14:editId="68A40072">
+                <wp:simplePos x="0" y="0"/>
+                <wp:positionH relativeFrom="column">
+                  <wp:posOffset>3924300</wp:posOffset>
+                </wp:positionH>
+                <wp:positionV relativeFrom="paragraph">
+                  <wp:posOffset>71755</wp:posOffset>
+                </wp:positionV>
+                <wp:extent cx="2524125" cy="428625"/>
+                <wp:effectExtent l="0" t="0" r="28575" b="28575"/>
+                <wp:wrapNone/>
+                <wp:docPr id="830098808" name="Rectangle 2"/>
+                <wp:cNvGraphicFramePr/>
+                <a:graphic xmlns:a="http://schemas.openxmlformats.org/drawingml/2006/main">
+                  <a:graphicData uri="http://schemas.microsoft.com/office/word/2010/wordprocessingShape">
+                    <wps:wsp>
+                      <wps:cNvSpPr/>
+                      <wps:spPr>
+                        <a:xfrm>
+                          <a:off x="0" y="0"/>
+                          <a:ext cx="2524125" cy="428625"/>
+                        </a:xfrm>
+                        <a:prstGeom prst="rect">
+                          <a:avLst/>
+                        </a:prstGeom>
+                        <a:noFill/>
+                      </wps:spPr>
+                      <wps:style>
+                        <a:lnRef idx="2">
+                          <a:schemeClr val="accent1">
+                            <a:shade val="15000"/>
+                          </a:schemeClr>
+                        </a:lnRef>
+                        <a:fillRef idx="1">
+                          <a:schemeClr val="accent1"/>
+                        </a:fillRef>
+                        <a:effectRef idx="0">
+                          <a:schemeClr val="accent1"/>
+                        </a:effectRef>
+                        <a:fontRef idx="minor">
+                          <a:schemeClr val="lt1"/>
+                        </a:fontRef>
+                      </wps:style>
+                      <wps:bodyPr rot="0" spcFirstLastPara="0" vertOverflow="overflow" horzOverflow="overflow" vert="horz" wrap="square" lIns="91440" tIns="45720" rIns="91440" bIns="45720" numCol="1" spcCol="0" rtlCol="0" fromWordArt="0" anchor="ctr" anchorCtr="0" forceAA="0" compatLnSpc="1">
+                        <a:prstTxWarp prst="textNoShape">
+                          <a:avLst/>
+                        </a:prstTxWarp>
+                        <a:noAutofit/>
+                      </wps:bodyPr>
+                    </wps:wsp>
+                  </a:graphicData>
+                </a:graphic>
+              </wp:anchor>
+            </w:drawing>
+          </mc:Choice>
+          <mc:Fallback>
+            <w:pict>
+              <v:rect w14:anchorId="0AE8B7DD" id="Rectangle 2" o:spid="_x0000_s1026" style="position:absolute;margin-left:309pt;margin-top:5.65pt;width:198.75pt;height:33.75pt;z-index:251668480;visibility:visible;mso-wrap-style:square;mso-wrap-distance-left:9pt;mso-wrap-distance-top:0;mso-wrap-distance-right:9pt;mso-wrap-distance-bottom:0;mso-position-horizontal:absolute;mso-position-horizontal-relative:text;mso-position-vertical:absolute;mso-position-vertical-relative:text;v-text-anchor:middle" o:gfxdata="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" filled="f" strokecolor="#030e13 [484]" strokeweight="1.5pt"/>
+            </w:pict>
+          </mc:Fallback>
+        </mc:AlternateContent>
+      </w:r>
+      <w:r>
+        <w:rPr>
+          <w:rFonts w:ascii="Times New Roman" w:hAnsi="Times New Roman" w:cs="Times New Roman"/>
+          <w:noProof/>
+          <w:sz w:val="32"/>
+          <w:szCs w:val="32"/>
+        </w:rPr>
         <w:drawing>
-          <wp:inline distT="0" distB="0" distL="0" distR="0" wp14:anchorId="796EF3B1" wp14:editId="69562E1A">
+          <wp:inline distT="0" distB="0" distL="0" distR="0" wp14:anchorId="796EF3B1" wp14:editId="69257FF0">
             <wp:extent cx="2476005" cy="1650670"/>
             <wp:effectExtent l="0" t="0" r="635" b="6985"/>
             <wp:docPr id="280927841" name="Picture 3" descr="A close up of a flower&#10;&#10;AI-generated content may be incorrect."/>
@@ -976,7 +2578,7 @@
                     <pic:cNvPicPr/>
                   </pic:nvPicPr>
                   <pic:blipFill>
-                    <a:blip r:embed="rId7" cstate="print">
+                    <a:blip r:embed="rId10" cstate="print">
                       <a:extLst>
                         <a:ext uri="{28A0092B-C50C-407E-A947-70E740481C1C}">
                           <a14:useLocalDpi xmlns:a14="http://schemas.microsoft.com/office/drawing/2010/main" val="0"/>
@@ -1005,12 +2607,32 @@
     </w:p>
     <w:p>
       <w:pPr>
+        <w:ind w:left="426" w:firstLine="207"/>
+        <w:rPr>
+          <w:rFonts w:ascii="Times New Roman" w:hAnsi="Times New Roman" w:cs="Times New Roman"/>
+          <w:sz w:val="32"/>
+          <w:szCs w:val="32"/>
+        </w:rPr>
+      </w:pPr>
+    </w:p>
+    <w:p>
+      <w:pPr>
+        <w:ind w:left="426" w:firstLine="207"/>
+        <w:rPr>
+          <w:rFonts w:ascii="Times New Roman" w:hAnsi="Times New Roman" w:cs="Times New Roman"/>
+          <w:sz w:val="32"/>
+          <w:szCs w:val="32"/>
+        </w:rPr>
+      </w:pPr>
+    </w:p>
+    <w:p>
+      <w:pPr>
         <w:pStyle w:val="ListParagraph"/>
         <w:numPr>
           <w:ilvl w:val="0"/>
           <w:numId w:val="3"/>
         </w:numPr>
-        <w:ind w:left="567"/>
+        <w:ind w:left="360"/>
         <w:rPr>
           <w:rFonts w:ascii="Times New Roman" w:hAnsi="Times New Roman" w:cs="Times New Roman"/>
           <w:b/>
@@ -1028,6 +2650,26 @@
           <w:szCs w:val="32"/>
         </w:rPr>
         <w:t xml:space="preserve">Answer the following questions. </w:t>
+      </w:r>
+      <w:r>
+        <w:rPr>
+          <w:rFonts w:ascii="Times New Roman" w:hAnsi="Times New Roman" w:cs="Times New Roman"/>
+          <w:b/>
+          <w:bCs/>
+          <w:sz w:val="32"/>
+          <w:szCs w:val="32"/>
+        </w:rPr>
+        <w:tab/>
+      </w:r>
+      <w:r>
+        <w:rPr>
+          <w:rFonts w:ascii="Times New Roman" w:hAnsi="Times New Roman" w:cs="Times New Roman"/>
+          <w:b/>
+          <w:bCs/>
+          <w:sz w:val="32"/>
+          <w:szCs w:val="32"/>
+        </w:rPr>
+        <w:tab/>
       </w:r>
       <w:r>
         <w:rPr>
@@ -1097,6 +2739,8 @@
           <w:ilvl w:val="0"/>
           <w:numId w:val="7"/>
         </w:numPr>
+        <w:spacing w:line="480" w:lineRule="auto"/>
+        <w:ind w:left="792"/>
         <w:rPr>
           <w:rFonts w:ascii="Times New Roman" w:hAnsi="Times New Roman" w:cs="Times New Roman"/>
           <w:sz w:val="32"/>
@@ -1118,9 +2762,68 @@
           <w:sz w:val="32"/>
           <w:szCs w:val="32"/>
         </w:rPr>
-        <w:t>Ratnanagar.</w:t>
+        <w:t>Ratnanagar</w:t>
       </w:r>
       <w:proofErr w:type="spellEnd"/>
+      <w:r>
+        <w:rPr>
+          <w:rFonts w:ascii="Times New Roman" w:hAnsi="Times New Roman" w:cs="Times New Roman"/>
+          <w:sz w:val="32"/>
+          <w:szCs w:val="32"/>
+        </w:rPr>
+        <w:t>.</w:t>
+      </w:r>
+    </w:p>
+    <w:p>
+      <w:pPr>
+        <w:pStyle w:val="ListParagraph"/>
+        <w:ind w:left="576"/>
+        <w:rPr>
+          <w:rFonts w:ascii="Times New Roman" w:hAnsi="Times New Roman" w:cs="Times New Roman"/>
+          <w:sz w:val="32"/>
+          <w:szCs w:val="32"/>
+        </w:rPr>
+      </w:pPr>
+      <w:r>
+        <w:rPr>
+          <w:rFonts w:ascii="Times New Roman" w:hAnsi="Times New Roman" w:cs="Times New Roman"/>
+          <w:sz w:val="32"/>
+          <w:szCs w:val="32"/>
+        </w:rPr>
+        <w:t>Ans</w:t>
+      </w:r>
+      <w:r>
+        <w:rPr>
+          <w:rFonts w:ascii="Times New Roman" w:hAnsi="Times New Roman" w:cs="Times New Roman"/>
+          <w:sz w:val="32"/>
+          <w:szCs w:val="32"/>
+        </w:rPr>
+        <w:t>-</w:t>
+      </w:r>
+      <w:r>
+        <w:rPr>
+          <w:rFonts w:ascii="Times New Roman" w:hAnsi="Times New Roman" w:cs="Times New Roman"/>
+          <w:sz w:val="32"/>
+          <w:szCs w:val="32"/>
+        </w:rPr>
+        <w:t xml:space="preserve"> </w:t>
+      </w:r>
+      <w:r>
+        <w:rPr>
+          <w:rFonts w:ascii="Times New Roman" w:hAnsi="Times New Roman" w:cs="Times New Roman"/>
+          <w:sz w:val="32"/>
+          <w:szCs w:val="32"/>
+        </w:rPr>
+        <w:t>_________________________________________________</w:t>
+      </w:r>
+      <w:r>
+        <w:rPr>
+          <w:rFonts w:ascii="Times New Roman" w:hAnsi="Times New Roman" w:cs="Times New Roman"/>
+          <w:sz w:val="32"/>
+          <w:szCs w:val="32"/>
+        </w:rPr>
+        <w:t>________</w:t>
+      </w:r>
     </w:p>
     <w:p>
       <w:pPr>
@@ -1129,6 +2832,8 @@
           <w:ilvl w:val="0"/>
           <w:numId w:val="7"/>
         </w:numPr>
+        <w:spacing w:line="480" w:lineRule="auto"/>
+        <w:ind w:left="792"/>
         <w:rPr>
           <w:rFonts w:ascii="Times New Roman" w:hAnsi="Times New Roman" w:cs="Times New Roman"/>
           <w:sz w:val="32"/>
@@ -1142,6 +2847,32 @@
           <w:szCs w:val="32"/>
         </w:rPr>
         <w:t>Why are medicinal plants important?</w:t>
+      </w:r>
+    </w:p>
+    <w:p>
+      <w:pPr>
+        <w:ind w:left="576"/>
+        <w:rPr>
+          <w:rFonts w:ascii="Times New Roman" w:hAnsi="Times New Roman" w:cs="Times New Roman"/>
+          <w:sz w:val="32"/>
+          <w:szCs w:val="32"/>
+        </w:rPr>
+      </w:pPr>
+      <w:r>
+        <w:rPr>
+          <w:rFonts w:ascii="Times New Roman" w:hAnsi="Times New Roman" w:cs="Times New Roman"/>
+          <w:sz w:val="32"/>
+          <w:szCs w:val="32"/>
+        </w:rPr>
+        <w:t>Ans- _________________________________________________</w:t>
+      </w:r>
+      <w:r>
+        <w:rPr>
+          <w:rFonts w:ascii="Times New Roman" w:hAnsi="Times New Roman" w:cs="Times New Roman"/>
+          <w:sz w:val="32"/>
+          <w:szCs w:val="32"/>
+        </w:rPr>
+        <w:t>________</w:t>
       </w:r>
     </w:p>
     <w:p>
@@ -1151,6 +2882,8 @@
           <w:ilvl w:val="0"/>
           <w:numId w:val="7"/>
         </w:numPr>
+        <w:spacing w:line="480" w:lineRule="auto"/>
+        <w:ind w:left="792"/>
         <w:rPr>
           <w:rFonts w:ascii="Times New Roman" w:hAnsi="Times New Roman" w:cs="Times New Roman"/>
           <w:sz w:val="32"/>
@@ -1164,6 +2897,32 @@
           <w:szCs w:val="32"/>
         </w:rPr>
         <w:t>Define local games.</w:t>
+      </w:r>
+    </w:p>
+    <w:p>
+      <w:pPr>
+        <w:ind w:left="576"/>
+        <w:rPr>
+          <w:rFonts w:ascii="Times New Roman" w:hAnsi="Times New Roman" w:cs="Times New Roman"/>
+          <w:sz w:val="32"/>
+          <w:szCs w:val="32"/>
+        </w:rPr>
+      </w:pPr>
+      <w:r>
+        <w:rPr>
+          <w:rFonts w:ascii="Times New Roman" w:hAnsi="Times New Roman" w:cs="Times New Roman"/>
+          <w:sz w:val="32"/>
+          <w:szCs w:val="32"/>
+        </w:rPr>
+        <w:t>Ans- _________________________________________________</w:t>
+      </w:r>
+      <w:r>
+        <w:rPr>
+          <w:rFonts w:ascii="Times New Roman" w:hAnsi="Times New Roman" w:cs="Times New Roman"/>
+          <w:sz w:val="32"/>
+          <w:szCs w:val="32"/>
+        </w:rPr>
+        <w:t>________</w:t>
       </w:r>
     </w:p>
     <w:p>
@@ -1173,6 +2932,7 @@
           <w:ilvl w:val="0"/>
           <w:numId w:val="7"/>
         </w:numPr>
+        <w:spacing w:line="480" w:lineRule="auto"/>
         <w:rPr>
           <w:rFonts w:ascii="Times New Roman" w:hAnsi="Times New Roman" w:cs="Times New Roman"/>
           <w:sz w:val="32"/>
@@ -1190,12 +2950,46 @@
     </w:p>
     <w:p>
       <w:pPr>
-        <w:rPr>
-          <w:rFonts w:ascii="Times New Roman" w:hAnsi="Times New Roman" w:cs="Times New Roman"/>
-          <w:sz w:val="32"/>
-          <w:szCs w:val="32"/>
-        </w:rPr>
-      </w:pPr>
+        <w:ind w:left="576"/>
+        <w:rPr>
+          <w:rFonts w:ascii="Times New Roman" w:hAnsi="Times New Roman" w:cs="Times New Roman"/>
+          <w:sz w:val="32"/>
+          <w:szCs w:val="32"/>
+        </w:rPr>
+      </w:pPr>
+      <w:r>
+        <w:rPr>
+          <w:rFonts w:ascii="Times New Roman" w:hAnsi="Times New Roman" w:cs="Times New Roman"/>
+          <w:sz w:val="32"/>
+          <w:szCs w:val="32"/>
+        </w:rPr>
+        <w:t>Ans- _______________________________________________</w:t>
+      </w:r>
+      <w:r>
+        <w:rPr>
+          <w:rFonts w:ascii="Times New Roman" w:hAnsi="Times New Roman" w:cs="Times New Roman"/>
+          <w:sz w:val="32"/>
+          <w:szCs w:val="32"/>
+        </w:rPr>
+        <w:t>__________</w:t>
+      </w:r>
+    </w:p>
+    <w:p>
+      <w:pPr>
+        <w:rPr>
+          <w:rFonts w:ascii="Times New Roman" w:hAnsi="Times New Roman" w:cs="Times New Roman"/>
+          <w:sz w:val="32"/>
+          <w:szCs w:val="32"/>
+        </w:rPr>
+      </w:pPr>
+      <w:r>
+        <w:rPr>
+          <w:rFonts w:ascii="Times New Roman" w:hAnsi="Times New Roman" w:cs="Times New Roman"/>
+          <w:sz w:val="32"/>
+          <w:szCs w:val="32"/>
+        </w:rPr>
+        <w:br w:type="page"/>
+      </w:r>
     </w:p>
     <w:p>
       <w:pPr>
@@ -1204,46 +2998,136 @@
           <w:ilvl w:val="0"/>
           <w:numId w:val="3"/>
         </w:numPr>
-        <w:ind w:left="567"/>
-        <w:rPr>
-          <w:rFonts w:ascii="Times New Roman" w:hAnsi="Times New Roman" w:cs="Times New Roman"/>
-          <w:b/>
-          <w:bCs/>
-          <w:sz w:val="32"/>
-          <w:szCs w:val="32"/>
-        </w:rPr>
-      </w:pPr>
-      <w:r>
-        <w:rPr>
-          <w:rFonts w:ascii="Times New Roman" w:hAnsi="Times New Roman" w:cs="Times New Roman"/>
-          <w:b/>
-          <w:bCs/>
-          <w:sz w:val="32"/>
-          <w:szCs w:val="32"/>
-        </w:rPr>
-        <w:t>Draw a picture of water resource (</w:t>
-      </w:r>
-      <w:proofErr w:type="gramStart"/>
-      <w:r>
-        <w:rPr>
-          <w:rFonts w:ascii="Times New Roman" w:hAnsi="Times New Roman" w:cs="Times New Roman"/>
-          <w:b/>
-          <w:bCs/>
-          <w:sz w:val="32"/>
-          <w:szCs w:val="32"/>
-        </w:rPr>
-        <w:t>any one</w:t>
-      </w:r>
-      <w:proofErr w:type="gramEnd"/>
-      <w:r>
-        <w:rPr>
-          <w:rFonts w:ascii="Times New Roman" w:hAnsi="Times New Roman" w:cs="Times New Roman"/>
-          <w:b/>
-          <w:bCs/>
-          <w:sz w:val="32"/>
-          <w:szCs w:val="32"/>
-        </w:rPr>
-        <w:t xml:space="preserve">). </w:t>
+        <w:spacing w:after="100" w:afterAutospacing="1" w:line="240" w:lineRule="auto"/>
+        <w:ind w:left="360"/>
+        <w:rPr>
+          <w:rFonts w:ascii="Times New Roman" w:hAnsi="Times New Roman" w:cs="Times New Roman"/>
+          <w:b/>
+          <w:bCs/>
+          <w:sz w:val="32"/>
+          <w:szCs w:val="32"/>
+        </w:rPr>
+      </w:pPr>
+      <w:r>
+        <w:rPr>
+          <w:rFonts w:ascii="Times New Roman" w:hAnsi="Times New Roman" w:cs="Times New Roman"/>
+          <w:b/>
+          <w:bCs/>
+          <w:noProof/>
+          <w:sz w:val="32"/>
+          <w:szCs w:val="32"/>
+        </w:rPr>
+        <w:lastRenderedPageBreak/>
+        <mc:AlternateContent>
+          <mc:Choice Requires="wps">
+            <w:drawing>
+              <wp:anchor distT="0" distB="0" distL="114300" distR="114300" simplePos="0" relativeHeight="251662336" behindDoc="0" locked="0" layoutInCell="1" allowOverlap="1" wp14:anchorId="5EB5128A" wp14:editId="31A2A277">
+                <wp:simplePos x="0" y="0"/>
+                <wp:positionH relativeFrom="column">
+                  <wp:posOffset>-1</wp:posOffset>
+                </wp:positionH>
+                <wp:positionV relativeFrom="paragraph">
+                  <wp:posOffset>342900</wp:posOffset>
+                </wp:positionV>
+                <wp:extent cx="6753225" cy="4133850"/>
+                <wp:effectExtent l="0" t="0" r="28575" b="19050"/>
+                <wp:wrapNone/>
+                <wp:docPr id="926682059" name="Rectangle 1"/>
+                <wp:cNvGraphicFramePr/>
+                <a:graphic xmlns:a="http://schemas.openxmlformats.org/drawingml/2006/main">
+                  <a:graphicData uri="http://schemas.microsoft.com/office/word/2010/wordprocessingShape">
+                    <wps:wsp>
+                      <wps:cNvSpPr/>
+                      <wps:spPr>
+                        <a:xfrm>
+                          <a:off x="0" y="0"/>
+                          <a:ext cx="6753225" cy="4133850"/>
+                        </a:xfrm>
+                        <a:prstGeom prst="rect">
+                          <a:avLst/>
+                        </a:prstGeom>
+                        <a:noFill/>
+                      </wps:spPr>
+                      <wps:style>
+                        <a:lnRef idx="2">
+                          <a:schemeClr val="accent1">
+                            <a:shade val="15000"/>
+                          </a:schemeClr>
+                        </a:lnRef>
+                        <a:fillRef idx="1">
+                          <a:schemeClr val="accent1"/>
+                        </a:fillRef>
+                        <a:effectRef idx="0">
+                          <a:schemeClr val="accent1"/>
+                        </a:effectRef>
+                        <a:fontRef idx="minor">
+                          <a:schemeClr val="lt1"/>
+                        </a:fontRef>
+                      </wps:style>
+                      <wps:bodyPr rot="0" spcFirstLastPara="0" vertOverflow="overflow" horzOverflow="overflow" vert="horz" wrap="square" lIns="91440" tIns="45720" rIns="91440" bIns="45720" numCol="1" spcCol="0" rtlCol="0" fromWordArt="0" anchor="ctr" anchorCtr="0" forceAA="0" compatLnSpc="1">
+                        <a:prstTxWarp prst="textNoShape">
+                          <a:avLst/>
+                        </a:prstTxWarp>
+                        <a:noAutofit/>
+                      </wps:bodyPr>
+                    </wps:wsp>
+                  </a:graphicData>
+                </a:graphic>
+                <wp14:sizeRelH relativeFrom="margin">
+                  <wp14:pctWidth>0</wp14:pctWidth>
+                </wp14:sizeRelH>
+                <wp14:sizeRelV relativeFrom="margin">
+                  <wp14:pctHeight>0</wp14:pctHeight>
+                </wp14:sizeRelV>
+              </wp:anchor>
+            </w:drawing>
+          </mc:Choice>
+          <mc:Fallback>
+            <w:pict>
+              <v:rect w14:anchorId="50E31C9D" id="Rectangle 1" o:spid="_x0000_s1026" style="position:absolute;margin-left:0;margin-top:27pt;width:531.75pt;height:325.5pt;z-index:251662336;visibility:visible;mso-wrap-style:square;mso-width-percent:0;mso-height-percent:0;mso-wrap-distance-left:9pt;mso-wrap-distance-top:0;mso-wrap-distance-right:9pt;mso-wrap-distance-bottom:0;mso-position-horizontal:absolute;mso-position-horizontal-relative:text;mso-position-vertical:absolute;mso-position-vertical-relative:text;mso-width-percent:0;mso-height-percent:0;mso-width-relative:margin;mso-height-relative:margin;v-text-anchor:middle" o:gfxdata="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" filled="f" strokecolor="#030e13 [484]" strokeweight="1.5pt"/>
+            </w:pict>
+          </mc:Fallback>
+        </mc:AlternateContent>
+      </w:r>
+      <w:r>
+        <w:rPr>
+          <w:rFonts w:ascii="Times New Roman" w:hAnsi="Times New Roman" w:cs="Times New Roman"/>
+          <w:b/>
+          <w:bCs/>
+          <w:sz w:val="32"/>
+          <w:szCs w:val="32"/>
+        </w:rPr>
+        <w:t xml:space="preserve">Draw a picture of water resource (any one). </w:t>
+      </w:r>
+      <w:r>
+        <w:rPr>
+          <w:rFonts w:ascii="Times New Roman" w:hAnsi="Times New Roman" w:cs="Times New Roman"/>
+          <w:b/>
+          <w:bCs/>
+          <w:sz w:val="32"/>
+          <w:szCs w:val="32"/>
+        </w:rPr>
+        <w:tab/>
+      </w:r>
+      <w:r>
+        <w:rPr>
+          <w:rFonts w:ascii="Times New Roman" w:hAnsi="Times New Roman" w:cs="Times New Roman"/>
+          <w:b/>
+          <w:bCs/>
+          <w:sz w:val="32"/>
+          <w:szCs w:val="32"/>
+        </w:rPr>
+        <w:tab/>
+      </w:r>
+      <w:r>
+        <w:rPr>
+          <w:rFonts w:ascii="Times New Roman" w:hAnsi="Times New Roman" w:cs="Times New Roman"/>
+          <w:b/>
+          <w:bCs/>
+          <w:sz w:val="32"/>
+          <w:szCs w:val="32"/>
+        </w:rPr>
+        <w:tab/>
       </w:r>
       <w:r>
         <w:rPr>
@@ -1284,11 +3168,166 @@
           <w:szCs w:val="32"/>
         </w:rPr>
         <w:t>(3)</w:t>
+      </w:r>
+    </w:p>
+    <w:p>
+      <w:pPr>
+        <w:spacing w:after="100" w:afterAutospacing="1" w:line="240" w:lineRule="auto"/>
+        <w:rPr>
+          <w:rFonts w:ascii="Times New Roman" w:hAnsi="Times New Roman" w:cs="Times New Roman"/>
+          <w:b/>
+          <w:bCs/>
+          <w:sz w:val="32"/>
+          <w:szCs w:val="32"/>
+        </w:rPr>
+      </w:pPr>
+    </w:p>
+    <w:p>
+      <w:pPr>
+        <w:spacing w:after="100" w:afterAutospacing="1" w:line="240" w:lineRule="auto"/>
+        <w:rPr>
+          <w:rFonts w:ascii="Times New Roman" w:hAnsi="Times New Roman" w:cs="Times New Roman"/>
+          <w:b/>
+          <w:bCs/>
+          <w:sz w:val="32"/>
+          <w:szCs w:val="32"/>
+        </w:rPr>
+      </w:pPr>
+    </w:p>
+    <w:p>
+      <w:pPr>
+        <w:spacing w:after="100" w:afterAutospacing="1" w:line="240" w:lineRule="auto"/>
+        <w:rPr>
+          <w:rFonts w:ascii="Times New Roman" w:hAnsi="Times New Roman" w:cs="Times New Roman"/>
+          <w:b/>
+          <w:bCs/>
+          <w:sz w:val="32"/>
+          <w:szCs w:val="32"/>
+        </w:rPr>
+      </w:pPr>
+    </w:p>
+    <w:p>
+      <w:pPr>
+        <w:spacing w:after="100" w:afterAutospacing="1" w:line="240" w:lineRule="auto"/>
+        <w:rPr>
+          <w:rFonts w:ascii="Times New Roman" w:hAnsi="Times New Roman" w:cs="Times New Roman"/>
+          <w:b/>
+          <w:bCs/>
+          <w:sz w:val="32"/>
+          <w:szCs w:val="32"/>
+        </w:rPr>
+      </w:pPr>
+    </w:p>
+    <w:p>
+      <w:pPr>
+        <w:spacing w:after="100" w:afterAutospacing="1" w:line="240" w:lineRule="auto"/>
+        <w:rPr>
+          <w:rFonts w:ascii="Times New Roman" w:hAnsi="Times New Roman" w:cs="Times New Roman"/>
+          <w:b/>
+          <w:bCs/>
+          <w:sz w:val="32"/>
+          <w:szCs w:val="32"/>
+        </w:rPr>
+      </w:pPr>
+    </w:p>
+    <w:p>
+      <w:pPr>
+        <w:spacing w:after="100" w:afterAutospacing="1" w:line="240" w:lineRule="auto"/>
+        <w:rPr>
+          <w:rFonts w:ascii="Times New Roman" w:hAnsi="Times New Roman" w:cs="Times New Roman"/>
+          <w:b/>
+          <w:bCs/>
+          <w:sz w:val="32"/>
+          <w:szCs w:val="32"/>
+        </w:rPr>
+      </w:pPr>
+    </w:p>
+    <w:p>
+      <w:pPr>
+        <w:spacing w:after="100" w:afterAutospacing="1" w:line="240" w:lineRule="auto"/>
+        <w:rPr>
+          <w:rFonts w:ascii="Times New Roman" w:hAnsi="Times New Roman" w:cs="Times New Roman"/>
+          <w:b/>
+          <w:bCs/>
+          <w:sz w:val="32"/>
+          <w:szCs w:val="32"/>
+        </w:rPr>
+      </w:pPr>
+    </w:p>
+    <w:p>
+      <w:pPr>
+        <w:spacing w:after="100" w:afterAutospacing="1" w:line="240" w:lineRule="auto"/>
+        <w:rPr>
+          <w:rFonts w:ascii="Times New Roman" w:hAnsi="Times New Roman" w:cs="Times New Roman"/>
+          <w:b/>
+          <w:bCs/>
+          <w:sz w:val="32"/>
+          <w:szCs w:val="32"/>
+        </w:rPr>
+      </w:pPr>
+    </w:p>
+    <w:p>
+      <w:pPr>
+        <w:spacing w:after="100" w:afterAutospacing="1" w:line="240" w:lineRule="auto"/>
+        <w:rPr>
+          <w:rFonts w:ascii="Times New Roman" w:hAnsi="Times New Roman" w:cs="Times New Roman"/>
+          <w:b/>
+          <w:bCs/>
+          <w:sz w:val="32"/>
+          <w:szCs w:val="32"/>
+        </w:rPr>
+      </w:pPr>
+    </w:p>
+    <w:p>
+      <w:pPr>
+        <w:spacing w:after="100" w:afterAutospacing="1" w:line="240" w:lineRule="auto"/>
+        <w:rPr>
+          <w:rFonts w:ascii="Times New Roman" w:hAnsi="Times New Roman" w:cs="Times New Roman"/>
+          <w:b/>
+          <w:bCs/>
+          <w:sz w:val="32"/>
+          <w:szCs w:val="32"/>
+        </w:rPr>
+      </w:pPr>
+    </w:p>
+    <w:p>
+      <w:pPr>
+        <w:spacing w:after="100" w:afterAutospacing="1" w:line="240" w:lineRule="auto"/>
+        <w:rPr>
+          <w:rFonts w:ascii="Times New Roman" w:hAnsi="Times New Roman" w:cs="Times New Roman"/>
+          <w:b/>
+          <w:bCs/>
+          <w:sz w:val="32"/>
+          <w:szCs w:val="32"/>
+        </w:rPr>
+      </w:pPr>
+    </w:p>
+    <w:p>
+      <w:pPr>
+        <w:spacing w:after="100" w:afterAutospacing="1" w:line="240" w:lineRule="auto"/>
+        <w:jc w:val="center"/>
+        <w:rPr>
+          <w:rFonts w:ascii="Times New Roman" w:hAnsi="Times New Roman" w:cs="Times New Roman"/>
+          <w:b/>
+          <w:bCs/>
+          <w:sz w:val="32"/>
+          <w:szCs w:val="32"/>
+        </w:rPr>
+      </w:pPr>
+      <w:r>
+        <w:rPr>
+          <w:rFonts w:ascii="Times New Roman" w:hAnsi="Times New Roman" w:cs="Times New Roman"/>
+          <w:b/>
+          <w:bCs/>
+          <w:sz w:val="32"/>
+          <w:szCs w:val="32"/>
+        </w:rPr>
+        <w:t>The End</w:t>
       </w:r>
     </w:p>
     <w:sectPr>
-      <w:pgSz w:w="12240" w:h="15840"/>
-      <w:pgMar w:top="1440" w:right="1440" w:bottom="1440" w:left="1440" w:header="708" w:footer="708" w:gutter="0"/>
+      <w:pgSz w:w="11906" w:h="16838" w:code="9"/>
+      <w:pgMar w:top="720" w:right="720" w:bottom="720" w:left="720" w:header="708" w:footer="708" w:gutter="0"/>
       <w:cols w:space="708"/>
       <w:docGrid w:linePitch="360"/>
     </w:sectPr>
@@ -2596,6 +4635,7 @@
   <w:style w:type="character" w:default="1" w:styleId="DefaultParagraphFont">
     <w:name w:val="Default Paragraph Font"/>
     <w:uiPriority w:val="1"/>
+    <w:semiHidden/>
     <w:unhideWhenUsed/>
   </w:style>
   <w:style w:type="table" w:default="1" w:styleId="TableNormal">
@@ -2908,6 +4948,33 @@
       <w:color w:val="0F4761" w:themeColor="accent1" w:themeShade="BF"/>
       <w:spacing w:val="5"/>
     </w:rPr>
+  </w:style>
+  <w:style w:type="table" w:styleId="TableGrid">
+    <w:name w:val="Table Grid"/>
+    <w:basedOn w:val="TableNormal"/>
+    <w:uiPriority w:val="39"/>
+    <w:unhideWhenUsed/>
+    <w:rsid w:val="00F35B12"/>
+    <w:pPr>
+      <w:spacing w:after="0" w:line="240" w:lineRule="auto"/>
+    </w:pPr>
+    <w:rPr>
+      <w:kern w:val="0"/>
+      <w:sz w:val="22"/>
+      <w:szCs w:val="20"/>
+      <w:lang w:val="en-US" w:bidi="ne-NP"/>
+      <w14:ligatures w14:val="none"/>
+    </w:rPr>
+    <w:tblPr>
+      <w:tblBorders>
+        <w:top w:val="single" w:sz="4" w:space="0" w:color="auto"/>
+        <w:left w:val="single" w:sz="4" w:space="0" w:color="auto"/>
+        <w:bottom w:val="single" w:sz="4" w:space="0" w:color="auto"/>
+        <w:right w:val="single" w:sz="4" w:space="0" w:color="auto"/>
+        <w:insideH w:val="single" w:sz="4" w:space="0" w:color="auto"/>
+        <w:insideV w:val="single" w:sz="4" w:space="0" w:color="auto"/>
+      </w:tblBorders>
+    </w:tblPr>
   </w:style>
 </w:styles>
 </file>
@@ -3225,4 +5292,16 @@
     </a:ext>
   </a:extLst>
 </a:theme>
+</file>
+
+<file path=customXml/item1.xml><?xml version="1.0" encoding="utf-8"?>
+<b:Sources xmlns:b="http://schemas.openxmlformats.org/officeDocument/2006/bibliography" xmlns="http://schemas.openxmlformats.org/officeDocument/2006/bibliography" SelectedStyle="\APASixthEditionOfficeOnline.xsl" StyleName="APA" Version="6"/>
+</file>
+
+<file path=customXml/itemProps1.xml><?xml version="1.0" encoding="utf-8"?>
+<ds:datastoreItem xmlns:ds="http://schemas.openxmlformats.org/officeDocument/2006/customXml" ds:itemID="{B2C9F374-2613-4AA3-8D0C-A4B37743A72E}">
+  <ds:schemaRefs>
+    <ds:schemaRef ds:uri="http://schemas.openxmlformats.org/officeDocument/2006/bibliography"/>
+  </ds:schemaRefs>
+</ds:datastoreItem>
 </file>
--- a/Received/three/3, hrhg.docx
+++ b/Received/three/3, hrhg.docx
@@ -271,23 +271,7 @@
           <w:rFonts w:ascii="Times New Roman" w:hAnsi="Times New Roman" w:cs="Times New Roman"/>
           <w:b/>
         </w:rPr>
-        <w:t xml:space="preserve">Ratnanagar-7, </w:t>
-      </w:r>
-      <w:proofErr w:type="spellStart"/>
-      <w:r>
-        <w:rPr>
-          <w:rFonts w:ascii="Times New Roman" w:hAnsi="Times New Roman" w:cs="Times New Roman"/>
-          <w:b/>
-        </w:rPr>
-        <w:t>Sauraha</w:t>
-      </w:r>
-      <w:proofErr w:type="spellEnd"/>
-      <w:r>
-        <w:rPr>
-          <w:rFonts w:ascii="Times New Roman" w:hAnsi="Times New Roman" w:cs="Times New Roman"/>
-          <w:b/>
-        </w:rPr>
-        <w:t>, Chitwan</w:t>
+        <w:t>Ratnanagar-7, Sauraha, Chitwan</w:t>
       </w:r>
     </w:p>
     <w:p>
@@ -1136,7 +1120,23 @@
           <w:sz w:val="32"/>
           <w:szCs w:val="32"/>
         </w:rPr>
-        <w:t>Disease, milk, eastern, family</w:t>
+        <w:t>Disease</w:t>
+      </w:r>
+      <w:r>
+        <w:rPr>
+          <w:rFonts w:ascii="Times New Roman" w:hAnsi="Times New Roman" w:cs="Times New Roman"/>
+          <w:sz w:val="32"/>
+          <w:szCs w:val="32"/>
+        </w:rPr>
+        <w:t>s</w:t>
+      </w:r>
+      <w:r>
+        <w:rPr>
+          <w:rFonts w:ascii="Times New Roman" w:hAnsi="Times New Roman" w:cs="Times New Roman"/>
+          <w:sz w:val="32"/>
+          <w:szCs w:val="32"/>
+        </w:rPr>
+        <w:t>, milk, eastern, family</w:t>
       </w:r>
     </w:p>
     <w:p>
@@ -1160,7 +1160,23 @@
           <w:sz w:val="32"/>
           <w:szCs w:val="32"/>
         </w:rPr>
-        <w:t>________ is our first school.</w:t>
+        <w:t>________</w:t>
+      </w:r>
+      <w:r>
+        <w:rPr>
+          <w:rFonts w:ascii="Times New Roman" w:hAnsi="Times New Roman" w:cs="Times New Roman"/>
+          <w:sz w:val="32"/>
+          <w:szCs w:val="32"/>
+        </w:rPr>
+        <w:t>____</w:t>
+      </w:r>
+      <w:r>
+        <w:rPr>
+          <w:rFonts w:ascii="Times New Roman" w:hAnsi="Times New Roman" w:cs="Times New Roman"/>
+          <w:sz w:val="32"/>
+          <w:szCs w:val="32"/>
+        </w:rPr>
+        <w:t xml:space="preserve"> is our first school.</w:t>
       </w:r>
     </w:p>
     <w:p>
@@ -1178,23 +1194,29 @@
           <w:szCs w:val="32"/>
         </w:rPr>
       </w:pPr>
-      <w:proofErr w:type="spellStart"/>
-      <w:r>
-        <w:rPr>
-          <w:rFonts w:ascii="Times New Roman" w:hAnsi="Times New Roman" w:cs="Times New Roman"/>
-          <w:sz w:val="32"/>
-          <w:szCs w:val="32"/>
-        </w:rPr>
-        <w:t>Ratnanagar</w:t>
-      </w:r>
-      <w:proofErr w:type="spellEnd"/>
-      <w:r>
-        <w:rPr>
-          <w:rFonts w:ascii="Times New Roman" w:hAnsi="Times New Roman" w:cs="Times New Roman"/>
-          <w:sz w:val="32"/>
-          <w:szCs w:val="32"/>
-        </w:rPr>
-        <w:t xml:space="preserve"> lies in ________ part of Chitwan.</w:t>
+      <w:r>
+        <w:rPr>
+          <w:rFonts w:ascii="Times New Roman" w:hAnsi="Times New Roman" w:cs="Times New Roman"/>
+          <w:sz w:val="32"/>
+          <w:szCs w:val="32"/>
+        </w:rPr>
+        <w:t>Ratnanagar lies in ________</w:t>
+      </w:r>
+      <w:r>
+        <w:rPr>
+          <w:rFonts w:ascii="Times New Roman" w:hAnsi="Times New Roman" w:cs="Times New Roman"/>
+          <w:sz w:val="32"/>
+          <w:szCs w:val="32"/>
+        </w:rPr>
+        <w:t>___</w:t>
+      </w:r>
+      <w:r>
+        <w:rPr>
+          <w:rFonts w:ascii="Times New Roman" w:hAnsi="Times New Roman" w:cs="Times New Roman"/>
+          <w:sz w:val="32"/>
+          <w:szCs w:val="32"/>
+        </w:rPr>
+        <w:t xml:space="preserve"> part of Chitwan.</w:t>
       </w:r>
     </w:p>
     <w:p>
@@ -1218,7 +1240,23 @@
           <w:sz w:val="32"/>
           <w:szCs w:val="32"/>
         </w:rPr>
-        <w:t>Dairy products made from ________.</w:t>
+        <w:t>Dairy products made from ________</w:t>
+      </w:r>
+      <w:r>
+        <w:rPr>
+          <w:rFonts w:ascii="Times New Roman" w:hAnsi="Times New Roman" w:cs="Times New Roman"/>
+          <w:sz w:val="32"/>
+          <w:szCs w:val="32"/>
+        </w:rPr>
+        <w:t>__________</w:t>
+      </w:r>
+      <w:r>
+        <w:rPr>
+          <w:rFonts w:ascii="Times New Roman" w:hAnsi="Times New Roman" w:cs="Times New Roman"/>
+          <w:sz w:val="32"/>
+          <w:szCs w:val="32"/>
+        </w:rPr>
+        <w:t>.</w:t>
       </w:r>
     </w:p>
     <w:p>
@@ -1242,7 +1280,23 @@
           <w:sz w:val="32"/>
           <w:szCs w:val="32"/>
         </w:rPr>
-        <w:t>Medicinal plants are important to cure ________.</w:t>
+        <w:t>Medicinal plants are important to cure ______</w:t>
+      </w:r>
+      <w:r>
+        <w:rPr>
+          <w:rFonts w:ascii="Times New Roman" w:hAnsi="Times New Roman" w:cs="Times New Roman"/>
+          <w:sz w:val="32"/>
+          <w:szCs w:val="32"/>
+        </w:rPr>
+        <w:t>_______</w:t>
+      </w:r>
+      <w:r>
+        <w:rPr>
+          <w:rFonts w:ascii="Times New Roman" w:hAnsi="Times New Roman" w:cs="Times New Roman"/>
+          <w:sz w:val="32"/>
+          <w:szCs w:val="32"/>
+        </w:rPr>
+        <w:t>__.</w:t>
       </w:r>
     </w:p>
     <w:p>
@@ -1327,13 +1381,13 @@
         <mc:AlternateContent>
           <mc:Choice Requires="wps">
             <w:drawing>
-              <wp:anchor distT="0" distB="0" distL="114300" distR="114300" simplePos="0" relativeHeight="251671552" behindDoc="0" locked="0" layoutInCell="1" allowOverlap="1" wp14:anchorId="12FD50C8" wp14:editId="3DE4741D">
+              <wp:anchor distT="0" distB="0" distL="114300" distR="114300" simplePos="0" relativeHeight="251671552" behindDoc="0" locked="0" layoutInCell="1" allowOverlap="1" wp14:anchorId="12FD50C8" wp14:editId="2B5D1FA7">
                 <wp:simplePos x="0" y="0"/>
                 <wp:positionH relativeFrom="column">
                   <wp:posOffset>4267200</wp:posOffset>
                 </wp:positionH>
                 <wp:positionV relativeFrom="paragraph">
-                  <wp:posOffset>270510</wp:posOffset>
+                  <wp:posOffset>471814</wp:posOffset>
                 </wp:positionV>
                 <wp:extent cx="828675" cy="228600"/>
                 <wp:effectExtent l="0" t="0" r="28575" b="19050"/>
@@ -1390,7 +1444,7 @@
           </mc:Choice>
           <mc:Fallback>
             <w:pict>
-              <v:rect w14:anchorId="47B4C29C" id="Rectangle 3" o:spid="_x0000_s1026" style="position:absolute;margin-left:336pt;margin-top:21.3pt;width:65.25pt;height:18pt;z-index:251671552;visibility:visible;mso-wrap-style:square;mso-width-percent:0;mso-height-percent:0;mso-wrap-distance-left:9pt;mso-wrap-distance-top:0;mso-wrap-distance-right:9pt;mso-wrap-distance-bottom:0;mso-position-horizontal:absolute;mso-position-horizontal-relative:text;mso-position-vertical:absolute;mso-position-vertical-relative:text;mso-width-percent:0;mso-height-percent:0;mso-width-relative:margin;mso-height-relative:margin;v-text-anchor:middle" o:gfxdata="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" filled="f" strokecolor="#030e13 [484]" strokeweight="1.5pt"/>
+              <v:rect w14:anchorId="241652B0" id="Rectangle 3" o:spid="_x0000_s1026" style="position:absolute;margin-left:336pt;margin-top:37.15pt;width:65.25pt;height:18pt;z-index:251671552;visibility:visible;mso-wrap-style:square;mso-width-percent:0;mso-height-percent:0;mso-wrap-distance-left:9pt;mso-wrap-distance-top:0;mso-wrap-distance-right:9pt;mso-wrap-distance-bottom:0;mso-position-horizontal:absolute;mso-position-horizontal-relative:text;mso-position-vertical:absolute;mso-position-vertical-relative:text;mso-width-percent:0;mso-height-percent:0;mso-width-relative:margin;mso-height-relative:margin;v-text-anchor:middle" o:gfxdata="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" filled="f" strokecolor="#030e13 [484]" strokeweight="1.5pt"/>
             </w:pict>
           </mc:Fallback>
         </mc:AlternateContent>
@@ -1479,25 +1533,7 @@
           <w:sz w:val="32"/>
           <w:szCs w:val="32"/>
         </w:rPr>
-        <w:t xml:space="preserve">There are 16 wards in </w:t>
-      </w:r>
-      <w:proofErr w:type="spellStart"/>
-      <w:r>
-        <w:rPr>
-          <w:rFonts w:ascii="Times New Roman" w:hAnsi="Times New Roman" w:cs="Times New Roman"/>
-          <w:sz w:val="32"/>
-          <w:szCs w:val="32"/>
-        </w:rPr>
-        <w:t>Ratnanagar</w:t>
-      </w:r>
-      <w:proofErr w:type="spellEnd"/>
-      <w:r>
-        <w:rPr>
-          <w:rFonts w:ascii="Times New Roman" w:hAnsi="Times New Roman" w:cs="Times New Roman"/>
-          <w:sz w:val="32"/>
-          <w:szCs w:val="32"/>
-        </w:rPr>
-        <w:t xml:space="preserve">. </w:t>
+        <w:t xml:space="preserve">There are 16 wards in Ratnanagar. </w:t>
       </w:r>
     </w:p>
     <w:p>
@@ -1750,7 +1786,17 @@
           <w:sz w:val="32"/>
           <w:szCs w:val="32"/>
         </w:rPr>
-        <w:t>Write the names of the followings:</w:t>
+        <w:t>Write the names of the followings</w:t>
+      </w:r>
+      <w:r>
+        <w:rPr>
+          <w:rFonts w:ascii="Times New Roman" w:hAnsi="Times New Roman" w:cs="Times New Roman"/>
+          <w:b/>
+          <w:bCs/>
+          <w:sz w:val="32"/>
+          <w:szCs w:val="32"/>
+        </w:rPr>
+        <w:t>.</w:t>
       </w:r>
       <w:r>
         <w:rPr>
@@ -1820,18 +1866,7 @@
           <w:sz w:val="32"/>
           <w:szCs w:val="32"/>
         </w:rPr>
-        <w:t xml:space="preserve">   </w:t>
-      </w:r>
-      <w:proofErr w:type="gramStart"/>
-      <w:r>
-        <w:rPr>
-          <w:rFonts w:ascii="Times New Roman" w:hAnsi="Times New Roman" w:cs="Times New Roman"/>
-          <w:b/>
-          <w:bCs/>
-          <w:sz w:val="32"/>
-          <w:szCs w:val="32"/>
-        </w:rPr>
-        <w:t xml:space="preserve">   </w:t>
+        <w:t xml:space="preserve">      </w:t>
       </w:r>
       <w:r>
         <w:rPr>
@@ -1843,7 +1878,6 @@
         </w:rPr>
         <w:t>(</w:t>
       </w:r>
-      <w:proofErr w:type="gramEnd"/>
       <w:r>
         <w:rPr>
           <w:rFonts w:ascii="Times New Roman" w:hAnsi="Times New Roman" w:cs="Times New Roman"/>
@@ -1902,8 +1936,6 @@
       <w:r>
         <w:rPr>
           <w:rFonts w:ascii="Times New Roman" w:hAnsi="Times New Roman" w:cs="Times New Roman"/>
-          <w:b/>
-          <w:bCs/>
           <w:sz w:val="32"/>
           <w:szCs w:val="32"/>
         </w:rPr>
@@ -1917,23 +1949,13 @@
         </w:rPr>
         <w:br/>
       </w:r>
-      <w:proofErr w:type="spellStart"/>
-      <w:r>
-        <w:rPr>
-          <w:rFonts w:ascii="Times New Roman" w:hAnsi="Times New Roman" w:cs="Times New Roman"/>
-          <w:sz w:val="32"/>
-          <w:szCs w:val="32"/>
-        </w:rPr>
-        <w:t>i</w:t>
-      </w:r>
-      <w:proofErr w:type="spellEnd"/>
-      <w:r>
-        <w:rPr>
-          <w:rFonts w:ascii="Times New Roman" w:hAnsi="Times New Roman" w:cs="Times New Roman"/>
-          <w:sz w:val="32"/>
-          <w:szCs w:val="32"/>
-        </w:rPr>
-        <w:t>. __________________</w:t>
+      <w:r>
+        <w:rPr>
+          <w:rFonts w:ascii="Times New Roman" w:hAnsi="Times New Roman" w:cs="Times New Roman"/>
+          <w:sz w:val="32"/>
+          <w:szCs w:val="32"/>
+        </w:rPr>
+        <w:t>i. __________________</w:t>
       </w:r>
       <w:r>
         <w:rPr>
@@ -1969,8 +1991,6 @@
       <w:r>
         <w:rPr>
           <w:rFonts w:ascii="Times New Roman" w:hAnsi="Times New Roman" w:cs="Times New Roman"/>
-          <w:b/>
-          <w:bCs/>
           <w:sz w:val="32"/>
           <w:szCs w:val="32"/>
         </w:rPr>
@@ -1984,23 +2004,13 @@
         </w:rPr>
         <w:br/>
       </w:r>
-      <w:proofErr w:type="spellStart"/>
-      <w:r>
-        <w:rPr>
-          <w:rFonts w:ascii="Times New Roman" w:hAnsi="Times New Roman" w:cs="Times New Roman"/>
-          <w:sz w:val="32"/>
-          <w:szCs w:val="32"/>
-        </w:rPr>
-        <w:t>i</w:t>
-      </w:r>
-      <w:proofErr w:type="spellEnd"/>
-      <w:r>
-        <w:rPr>
-          <w:rFonts w:ascii="Times New Roman" w:hAnsi="Times New Roman" w:cs="Times New Roman"/>
-          <w:sz w:val="32"/>
-          <w:szCs w:val="32"/>
-        </w:rPr>
-        <w:t>. __________________</w:t>
+      <w:r>
+        <w:rPr>
+          <w:rFonts w:ascii="Times New Roman" w:hAnsi="Times New Roman" w:cs="Times New Roman"/>
+          <w:sz w:val="32"/>
+          <w:szCs w:val="32"/>
+        </w:rPr>
+        <w:t>i. __________________</w:t>
       </w:r>
       <w:r>
         <w:rPr>
@@ -2036,8 +2046,6 @@
       <w:r>
         <w:rPr>
           <w:rFonts w:ascii="Times New Roman" w:hAnsi="Times New Roman" w:cs="Times New Roman"/>
-          <w:b/>
-          <w:bCs/>
           <w:sz w:val="32"/>
           <w:szCs w:val="32"/>
         </w:rPr>
@@ -2051,23 +2059,13 @@
         </w:rPr>
         <w:br/>
       </w:r>
-      <w:proofErr w:type="spellStart"/>
-      <w:r>
-        <w:rPr>
-          <w:rFonts w:ascii="Times New Roman" w:hAnsi="Times New Roman" w:cs="Times New Roman"/>
-          <w:sz w:val="32"/>
-          <w:szCs w:val="32"/>
-        </w:rPr>
-        <w:t>i</w:t>
-      </w:r>
-      <w:proofErr w:type="spellEnd"/>
-      <w:r>
-        <w:rPr>
-          <w:rFonts w:ascii="Times New Roman" w:hAnsi="Times New Roman" w:cs="Times New Roman"/>
-          <w:sz w:val="32"/>
-          <w:szCs w:val="32"/>
-        </w:rPr>
-        <w:t>. __________________</w:t>
+      <w:r>
+        <w:rPr>
+          <w:rFonts w:ascii="Times New Roman" w:hAnsi="Times New Roman" w:cs="Times New Roman"/>
+          <w:sz w:val="32"/>
+          <w:szCs w:val="32"/>
+        </w:rPr>
+        <w:t>i. __________________</w:t>
       </w:r>
       <w:r>
         <w:rPr>
@@ -2739,7 +2737,7 @@
           <w:ilvl w:val="0"/>
           <w:numId w:val="7"/>
         </w:numPr>
-        <w:spacing w:line="480" w:lineRule="auto"/>
+        <w:spacing w:line="360" w:lineRule="auto"/>
         <w:ind w:left="792"/>
         <w:rPr>
           <w:rFonts w:ascii="Times New Roman" w:hAnsi="Times New Roman" w:cs="Times New Roman"/>
@@ -2753,25 +2751,7 @@
           <w:sz w:val="32"/>
           <w:szCs w:val="32"/>
         </w:rPr>
-        <w:t xml:space="preserve">Write any two neighbouring municipality of </w:t>
-      </w:r>
-      <w:proofErr w:type="spellStart"/>
-      <w:r>
-        <w:rPr>
-          <w:rFonts w:ascii="Times New Roman" w:hAnsi="Times New Roman" w:cs="Times New Roman"/>
-          <w:sz w:val="32"/>
-          <w:szCs w:val="32"/>
-        </w:rPr>
-        <w:t>Ratnanagar</w:t>
-      </w:r>
-      <w:proofErr w:type="spellEnd"/>
-      <w:r>
-        <w:rPr>
-          <w:rFonts w:ascii="Times New Roman" w:hAnsi="Times New Roman" w:cs="Times New Roman"/>
-          <w:sz w:val="32"/>
-          <w:szCs w:val="32"/>
-        </w:rPr>
-        <w:t>.</w:t>
+        <w:t>Write any two neighbouring municipality of Ratnanagar.</w:t>
       </w:r>
     </w:p>
     <w:p>
@@ -2823,6 +2803,33 @@
           <w:szCs w:val="32"/>
         </w:rPr>
         <w:t>________</w:t>
+      </w:r>
+    </w:p>
+    <w:p>
+      <w:pPr>
+        <w:pStyle w:val="ListParagraph"/>
+        <w:ind w:left="792"/>
+        <w:rPr>
+          <w:rFonts w:ascii="Times New Roman" w:hAnsi="Times New Roman" w:cs="Times New Roman"/>
+          <w:sz w:val="32"/>
+          <w:szCs w:val="32"/>
+        </w:rPr>
+      </w:pPr>
+      <w:r>
+        <w:rPr>
+          <w:rFonts w:ascii="Times New Roman" w:hAnsi="Times New Roman" w:cs="Times New Roman"/>
+          <w:sz w:val="32"/>
+          <w:szCs w:val="32"/>
+        </w:rPr>
+        <w:t xml:space="preserve">     </w:t>
+      </w:r>
+      <w:r>
+        <w:rPr>
+          <w:rFonts w:ascii="Times New Roman" w:hAnsi="Times New Roman" w:cs="Times New Roman"/>
+          <w:sz w:val="32"/>
+          <w:szCs w:val="32"/>
+        </w:rPr>
+        <w:t>_________________________________________________________</w:t>
       </w:r>
     </w:p>
     <w:p>
@@ -2832,7 +2839,7 @@
           <w:ilvl w:val="0"/>
           <w:numId w:val="7"/>
         </w:numPr>
-        <w:spacing w:line="480" w:lineRule="auto"/>
+        <w:spacing w:line="360" w:lineRule="auto"/>
         <w:ind w:left="792"/>
         <w:rPr>
           <w:rFonts w:ascii="Times New Roman" w:hAnsi="Times New Roman" w:cs="Times New Roman"/>
@@ -2873,6 +2880,25 @@
           <w:szCs w:val="32"/>
         </w:rPr>
         <w:t>________</w:t>
+      </w:r>
+    </w:p>
+    <w:p>
+      <w:pPr>
+        <w:pStyle w:val="ListParagraph"/>
+        <w:ind w:left="792"/>
+        <w:rPr>
+          <w:rFonts w:ascii="Times New Roman" w:hAnsi="Times New Roman" w:cs="Times New Roman"/>
+          <w:sz w:val="32"/>
+          <w:szCs w:val="32"/>
+        </w:rPr>
+      </w:pPr>
+      <w:r>
+        <w:rPr>
+          <w:rFonts w:ascii="Times New Roman" w:hAnsi="Times New Roman" w:cs="Times New Roman"/>
+          <w:sz w:val="32"/>
+          <w:szCs w:val="32"/>
+        </w:rPr>
+        <w:t xml:space="preserve">     _________________________________________________________</w:t>
       </w:r>
     </w:p>
     <w:p>
@@ -2882,7 +2908,7 @@
           <w:ilvl w:val="0"/>
           <w:numId w:val="7"/>
         </w:numPr>
-        <w:spacing w:line="480" w:lineRule="auto"/>
+        <w:spacing w:line="360" w:lineRule="auto"/>
         <w:ind w:left="792"/>
         <w:rPr>
           <w:rFonts w:ascii="Times New Roman" w:hAnsi="Times New Roman" w:cs="Times New Roman"/>
@@ -2923,6 +2949,25 @@
           <w:szCs w:val="32"/>
         </w:rPr>
         <w:t>________</w:t>
+      </w:r>
+    </w:p>
+    <w:p>
+      <w:pPr>
+        <w:pStyle w:val="ListParagraph"/>
+        <w:ind w:left="792"/>
+        <w:rPr>
+          <w:rFonts w:ascii="Times New Roman" w:hAnsi="Times New Roman" w:cs="Times New Roman"/>
+          <w:sz w:val="32"/>
+          <w:szCs w:val="32"/>
+        </w:rPr>
+      </w:pPr>
+      <w:r>
+        <w:rPr>
+          <w:rFonts w:ascii="Times New Roman" w:hAnsi="Times New Roman" w:cs="Times New Roman"/>
+          <w:sz w:val="32"/>
+          <w:szCs w:val="32"/>
+        </w:rPr>
+        <w:t xml:space="preserve">     _________________________________________________________</w:t>
       </w:r>
     </w:p>
     <w:p>
@@ -2932,7 +2977,7 @@
           <w:ilvl w:val="0"/>
           <w:numId w:val="7"/>
         </w:numPr>
-        <w:spacing w:line="480" w:lineRule="auto"/>
+        <w:spacing w:line="360" w:lineRule="auto"/>
         <w:rPr>
           <w:rFonts w:ascii="Times New Roman" w:hAnsi="Times New Roman" w:cs="Times New Roman"/>
           <w:sz w:val="32"/>
@@ -2976,20 +3021,31 @@
     </w:p>
     <w:p>
       <w:pPr>
-        <w:rPr>
-          <w:rFonts w:ascii="Times New Roman" w:hAnsi="Times New Roman" w:cs="Times New Roman"/>
-          <w:sz w:val="32"/>
-          <w:szCs w:val="32"/>
-        </w:rPr>
-      </w:pPr>
-      <w:r>
-        <w:rPr>
-          <w:rFonts w:ascii="Times New Roman" w:hAnsi="Times New Roman" w:cs="Times New Roman"/>
-          <w:sz w:val="32"/>
-          <w:szCs w:val="32"/>
-        </w:rPr>
-        <w:br w:type="page"/>
-      </w:r>
+        <w:pStyle w:val="ListParagraph"/>
+        <w:ind w:left="792"/>
+        <w:rPr>
+          <w:rFonts w:ascii="Times New Roman" w:hAnsi="Times New Roman" w:cs="Times New Roman"/>
+          <w:sz w:val="32"/>
+          <w:szCs w:val="32"/>
+        </w:rPr>
+      </w:pPr>
+      <w:r>
+        <w:rPr>
+          <w:rFonts w:ascii="Times New Roman" w:hAnsi="Times New Roman" w:cs="Times New Roman"/>
+          <w:sz w:val="32"/>
+          <w:szCs w:val="32"/>
+        </w:rPr>
+        <w:t xml:space="preserve">     _________________________________________________________</w:t>
+      </w:r>
+    </w:p>
+    <w:p>
+      <w:pPr>
+        <w:rPr>
+          <w:rFonts w:ascii="Times New Roman" w:hAnsi="Times New Roman" w:cs="Times New Roman"/>
+          <w:sz w:val="32"/>
+          <w:szCs w:val="32"/>
+        </w:rPr>
+      </w:pPr>
     </w:p>
     <w:p>
       <w:pPr>
@@ -3017,19 +3073,18 @@
           <w:sz w:val="32"/>
           <w:szCs w:val="32"/>
         </w:rPr>
-        <w:lastRenderedPageBreak/>
         <mc:AlternateContent>
           <mc:Choice Requires="wps">
             <w:drawing>
-              <wp:anchor distT="0" distB="0" distL="114300" distR="114300" simplePos="0" relativeHeight="251662336" behindDoc="0" locked="0" layoutInCell="1" allowOverlap="1" wp14:anchorId="5EB5128A" wp14:editId="31A2A277">
+              <wp:anchor distT="0" distB="0" distL="114300" distR="114300" simplePos="0" relativeHeight="251662336" behindDoc="0" locked="0" layoutInCell="1" allowOverlap="1" wp14:anchorId="5EB5128A" wp14:editId="38289686">
                 <wp:simplePos x="0" y="0"/>
                 <wp:positionH relativeFrom="column">
-                  <wp:posOffset>-1</wp:posOffset>
+                  <wp:posOffset>0</wp:posOffset>
                 </wp:positionH>
                 <wp:positionV relativeFrom="paragraph">
-                  <wp:posOffset>342900</wp:posOffset>
+                  <wp:posOffset>344397</wp:posOffset>
                 </wp:positionV>
-                <wp:extent cx="6753225" cy="4133850"/>
+                <wp:extent cx="6753225" cy="4572000"/>
                 <wp:effectExtent l="0" t="0" r="28575" b="19050"/>
                 <wp:wrapNone/>
                 <wp:docPr id="926682059" name="Rectangle 1"/>
@@ -3041,7 +3096,7 @@
                       <wps:spPr>
                         <a:xfrm>
                           <a:off x="0" y="0"/>
-                          <a:ext cx="6753225" cy="4133850"/>
+                          <a:ext cx="6753225" cy="4572000"/>
                         </a:xfrm>
                         <a:prstGeom prst="rect">
                           <a:avLst/>
@@ -3084,7 +3139,7 @@
           </mc:Choice>
           <mc:Fallback>
             <w:pict>
-              <v:rect w14:anchorId="50E31C9D" id="Rectangle 1" o:spid="_x0000_s1026" style="position:absolute;margin-left:0;margin-top:27pt;width:531.75pt;height:325.5pt;z-index:251662336;visibility:visible;mso-wrap-style:square;mso-width-percent:0;mso-height-percent:0;mso-wrap-distance-left:9pt;mso-wrap-distance-top:0;mso-wrap-distance-right:9pt;mso-wrap-distance-bottom:0;mso-position-horizontal:absolute;mso-position-horizontal-relative:text;mso-position-vertical:absolute;mso-position-vertical-relative:text;mso-width-percent:0;mso-height-percent:0;mso-width-relative:margin;mso-height-relative:margin;v-text-anchor:middle" o:gfxdata="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" filled="f" strokecolor="#030e13 [484]" strokeweight="1.5pt"/>
+              <v:rect w14:anchorId="2EF7DA7A" id="Rectangle 1" o:spid="_x0000_s1026" style="position:absolute;margin-left:0;margin-top:27.1pt;width:531.75pt;height:5in;z-index:251662336;visibility:visible;mso-wrap-style:square;mso-width-percent:0;mso-height-percent:0;mso-wrap-distance-left:9pt;mso-wrap-distance-top:0;mso-wrap-distance-right:9pt;mso-wrap-distance-bottom:0;mso-position-horizontal:absolute;mso-position-horizontal-relative:text;mso-position-vertical:absolute;mso-position-vertical-relative:text;mso-width-percent:0;mso-height-percent:0;mso-width-relative:margin;mso-height-relative:margin;v-text-anchor:middle" o:gfxdata="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" filled="f" strokecolor="#030e13 [484]" strokeweight="1.5pt"/>
             </w:pict>
           </mc:Fallback>
         </mc:AlternateContent>
@@ -3097,47 +3152,27 @@
           <w:sz w:val="32"/>
           <w:szCs w:val="32"/>
         </w:rPr>
-        <w:t xml:space="preserve">Draw a picture of water resource (any one). </w:t>
-      </w:r>
-      <w:r>
-        <w:rPr>
-          <w:rFonts w:ascii="Times New Roman" w:hAnsi="Times New Roman" w:cs="Times New Roman"/>
-          <w:b/>
-          <w:bCs/>
-          <w:sz w:val="32"/>
-          <w:szCs w:val="32"/>
-        </w:rPr>
-        <w:tab/>
-      </w:r>
-      <w:r>
-        <w:rPr>
-          <w:rFonts w:ascii="Times New Roman" w:hAnsi="Times New Roman" w:cs="Times New Roman"/>
-          <w:b/>
-          <w:bCs/>
-          <w:sz w:val="32"/>
-          <w:szCs w:val="32"/>
-        </w:rPr>
-        <w:tab/>
-      </w:r>
-      <w:r>
-        <w:rPr>
-          <w:rFonts w:ascii="Times New Roman" w:hAnsi="Times New Roman" w:cs="Times New Roman"/>
-          <w:b/>
-          <w:bCs/>
-          <w:sz w:val="32"/>
-          <w:szCs w:val="32"/>
-        </w:rPr>
-        <w:tab/>
-      </w:r>
-      <w:r>
-        <w:rPr>
-          <w:rFonts w:ascii="Times New Roman" w:hAnsi="Times New Roman" w:cs="Times New Roman"/>
-          <w:b/>
-          <w:bCs/>
-          <w:sz w:val="32"/>
-          <w:szCs w:val="32"/>
-        </w:rPr>
-        <w:tab/>
+        <w:t>Draw a picture of water resource</w:t>
+      </w:r>
+      <w:r>
+        <w:rPr>
+          <w:rFonts w:ascii="Times New Roman" w:hAnsi="Times New Roman" w:cs="Times New Roman"/>
+          <w:b/>
+          <w:bCs/>
+          <w:sz w:val="32"/>
+          <w:szCs w:val="32"/>
+        </w:rPr>
+        <w:t xml:space="preserve"> and also colour it.</w:t>
+      </w:r>
+      <w:r>
+        <w:rPr>
+          <w:rFonts w:ascii="Times New Roman" w:hAnsi="Times New Roman" w:cs="Times New Roman"/>
+          <w:b/>
+          <w:bCs/>
+          <w:sz w:val="32"/>
+          <w:szCs w:val="32"/>
+        </w:rPr>
+        <w:t xml:space="preserve"> (any one).</w:t>
       </w:r>
       <w:r>
         <w:rPr>
